--- a/engine/scem_study/SCEM_Bibliography_04-09-2026.docx
+++ b/engine/scem_study/SCEM_Bibliography_04-09-2026.docx
@@ -145,17 +145,17 @@
         <w:tblLayout w:type="fixed"/>
       </w:tblPr>
       <w:tblGrid>
-        <w:gridCol w:w="432"/>
+        <w:gridCol w:w="518"/>
         <w:gridCol w:w="2448"/>
         <w:gridCol w:w="1325"/>
         <w:gridCol w:w="1066"/>
-        <w:gridCol w:w="7171"/>
+        <w:gridCol w:w="7085"/>
         <w:gridCol w:w="1210"/>
       </w:tblGrid>
       <w:tr>
         <w:tc>
           <w:tcPr>
-            <w:tcW w:type="dxa" w:w="432"/>
+            <w:tcW w:type="dxa" w:w="518"/>
             <w:shd w:val="clear" w:color="auto" w:fill="EAF0EE"/>
           </w:tcPr>
           <w:p>
@@ -231,7 +231,7 @@
         </w:tc>
         <w:tc>
           <w:tcPr>
-            <w:tcW w:type="dxa" w:w="7171"/>
+            <w:tcW w:type="dxa" w:w="7085"/>
             <w:shd w:val="clear" w:color="auto" w:fill="EAF0EE"/>
           </w:tcPr>
           <w:p>
@@ -271,7 +271,7 @@
       <w:tr>
         <w:tc>
           <w:tcPr>
-            <w:tcW w:type="dxa" w:w="432"/>
+            <w:tcW w:type="dxa" w:w="518"/>
           </w:tcPr>
           <w:p>
             <w:pPr>
@@ -339,18 +339,18 @@
         </w:tc>
         <w:tc>
           <w:tcPr>
-            <w:tcW w:type="dxa" w:w="7171"/>
-          </w:tcPr>
-          <w:p>
-            <w:pPr>
-              <w:spacing w:after="20"/>
-            </w:pPr>
-            <w:r>
-              <w:rPr>
-                <w:color w:val="1C3A36"/>
-                <w:sz w:val="14"/>
-              </w:rPr>
-              <w:t>Closing price 02-Sep-2026, from the price file the principal supplied on 3 September 2026 and committed at engine/prices/SUPPLIED_03-09-2026.json. [R-GAP-01 AMENDED 03-Sep-2026] NO STUDY IS DELIVERED AGAINST A STALE PRICE: this edition was struck against the 06-Aug close of 79.00, and the shares have risen 27.2% in the month since. A fair value published against a month-old price is a comparison a reader cannot use, whatever the fair value is worth</w:t>
+            <w:tcW w:type="dxa" w:w="7085"/>
+          </w:tcPr>
+          <w:p>
+            <w:pPr>
+              <w:spacing w:after="20"/>
+            </w:pPr>
+            <w:r>
+              <w:rPr>
+                <w:color w:val="1C3A36"/>
+                <w:sz w:val="14"/>
+              </w:rPr>
+              <w:t>Closing price 02-Sep-2026, from the price file the principal supplied on 3 September 2026 and committed at NO STUDY IS DELIVERED AGAINST A STALE PRICE: this edition was struck against the 06-Aug close of 79.00, and the shares have risen 27.2% in the month since. A fair value published against a month-old price is a comparison a reader cannot use, whatever the fair value is worth</w:t>
             </w:r>
           </w:p>
         </w:tc>
@@ -375,7 +375,7 @@
       <w:tr>
         <w:tc>
           <w:tcPr>
-            <w:tcW w:type="dxa" w:w="432"/>
+            <w:tcW w:type="dxa" w:w="518"/>
           </w:tcPr>
           <w:p>
             <w:pPr>
@@ -443,7 +443,7 @@
         </w:tc>
         <w:tc>
           <w:tcPr>
-            <w:tcW w:type="dxa" w:w="7171"/>
+            <w:tcW w:type="dxa" w:w="7085"/>
           </w:tcPr>
           <w:p>
             <w:pPr>
@@ -479,7 +479,7 @@
       <w:tr>
         <w:tc>
           <w:tcPr>
-            <w:tcW w:type="dxa" w:w="432"/>
+            <w:tcW w:type="dxa" w:w="518"/>
           </w:tcPr>
           <w:p>
             <w:pPr>
@@ -547,7 +547,7 @@
         </w:tc>
         <w:tc>
           <w:tcPr>
-            <w:tcW w:type="dxa" w:w="7171"/>
+            <w:tcW w:type="dxa" w:w="7085"/>
           </w:tcPr>
           <w:p>
             <w:pPr>
@@ -583,7 +583,7 @@
       <w:tr>
         <w:tc>
           <w:tcPr>
-            <w:tcW w:type="dxa" w:w="432"/>
+            <w:tcW w:type="dxa" w:w="518"/>
           </w:tcPr>
           <w:p>
             <w:pPr>
@@ -651,7 +651,7 @@
         </w:tc>
         <w:tc>
           <w:tcPr>
-            <w:tcW w:type="dxa" w:w="7171"/>
+            <w:tcW w:type="dxa" w:w="7085"/>
           </w:tcPr>
           <w:p>
             <w:pPr>
@@ -687,7 +687,7 @@
       <w:tr>
         <w:tc>
           <w:tcPr>
-            <w:tcW w:type="dxa" w:w="432"/>
+            <w:tcW w:type="dxa" w:w="518"/>
           </w:tcPr>
           <w:p>
             <w:pPr>
@@ -755,7 +755,7 @@
         </w:tc>
         <w:tc>
           <w:tcPr>
-            <w:tcW w:type="dxa" w:w="7171"/>
+            <w:tcW w:type="dxa" w:w="7085"/>
           </w:tcPr>
           <w:p>
             <w:pPr>
@@ -791,7 +791,7 @@
       <w:tr>
         <w:tc>
           <w:tcPr>
-            <w:tcW w:type="dxa" w:w="432"/>
+            <w:tcW w:type="dxa" w:w="518"/>
           </w:tcPr>
           <w:p>
             <w:pPr>
@@ -859,7 +859,7 @@
         </w:tc>
         <w:tc>
           <w:tcPr>
-            <w:tcW w:type="dxa" w:w="7171"/>
+            <w:tcW w:type="dxa" w:w="7085"/>
           </w:tcPr>
           <w:p>
             <w:pPr>
@@ -895,7 +895,7 @@
       <w:tr>
         <w:tc>
           <w:tcPr>
-            <w:tcW w:type="dxa" w:w="432"/>
+            <w:tcW w:type="dxa" w:w="518"/>
           </w:tcPr>
           <w:p>
             <w:pPr>
@@ -963,7 +963,7 @@
         </w:tc>
         <w:tc>
           <w:tcPr>
-            <w:tcW w:type="dxa" w:w="7171"/>
+            <w:tcW w:type="dxa" w:w="7085"/>
           </w:tcPr>
           <w:p>
             <w:pPr>
@@ -999,7 +999,7 @@
       <w:tr>
         <w:tc>
           <w:tcPr>
-            <w:tcW w:type="dxa" w:w="432"/>
+            <w:tcW w:type="dxa" w:w="518"/>
           </w:tcPr>
           <w:p>
             <w:pPr>
@@ -1067,7 +1067,7 @@
         </w:tc>
         <w:tc>
           <w:tcPr>
-            <w:tcW w:type="dxa" w:w="7171"/>
+            <w:tcW w:type="dxa" w:w="7085"/>
           </w:tcPr>
           <w:p>
             <w:pPr>
@@ -1103,7 +1103,7 @@
       <w:tr>
         <w:tc>
           <w:tcPr>
-            <w:tcW w:type="dxa" w:w="432"/>
+            <w:tcW w:type="dxa" w:w="518"/>
           </w:tcPr>
           <w:p>
             <w:pPr>
@@ -1171,7 +1171,7 @@
         </w:tc>
         <w:tc>
           <w:tcPr>
-            <w:tcW w:type="dxa" w:w="7171"/>
+            <w:tcW w:type="dxa" w:w="7085"/>
           </w:tcPr>
           <w:p>
             <w:pPr>
@@ -1207,7 +1207,7 @@
       <w:tr>
         <w:tc>
           <w:tcPr>
-            <w:tcW w:type="dxa" w:w="432"/>
+            <w:tcW w:type="dxa" w:w="518"/>
           </w:tcPr>
           <w:p>
             <w:pPr>
@@ -1275,7 +1275,7 @@
         </w:tc>
         <w:tc>
           <w:tcPr>
-            <w:tcW w:type="dxa" w:w="7171"/>
+            <w:tcW w:type="dxa" w:w="7085"/>
           </w:tcPr>
           <w:p>
             <w:pPr>
@@ -1311,7 +1311,7 @@
       <w:tr>
         <w:tc>
           <w:tcPr>
-            <w:tcW w:type="dxa" w:w="432"/>
+            <w:tcW w:type="dxa" w:w="518"/>
           </w:tcPr>
           <w:p>
             <w:pPr>
@@ -1379,7 +1379,7 @@
         </w:tc>
         <w:tc>
           <w:tcPr>
-            <w:tcW w:type="dxa" w:w="7171"/>
+            <w:tcW w:type="dxa" w:w="7085"/>
           </w:tcPr>
           <w:p>
             <w:pPr>
@@ -1415,7 +1415,7 @@
       <w:tr>
         <w:tc>
           <w:tcPr>
-            <w:tcW w:type="dxa" w:w="432"/>
+            <w:tcW w:type="dxa" w:w="518"/>
           </w:tcPr>
           <w:p>
             <w:pPr>
@@ -1483,18 +1483,18 @@
         </w:tc>
         <w:tc>
           <w:tcPr>
-            <w:tcW w:type="dxa" w:w="7171"/>
-          </w:tcPr>
-          <w:p>
-            <w:pPr>
-              <w:spacing w:after="20"/>
-            </w:pPr>
-            <w:r>
-              <w:rPr>
-                <w:color w:val="1C3A36"/>
-                <w:sz w:val="14"/>
-              </w:rPr>
-              <w:t>Note 24, 'Raw materials, Supplies, fuel, power, packing sacks', FY2025 audited statements for the year ended 31 December 2025, read from the company's own website; committed with its footings in filings_extract.py. Revision 2 built this from four industry rules of thumb summing to EGP 2,553.7mn — 40.7% BELOW the disclosed line</w:t>
+            <w:tcW w:type="dxa" w:w="7085"/>
+          </w:tcPr>
+          <w:p>
+            <w:pPr>
+              <w:spacing w:after="20"/>
+            </w:pPr>
+            <w:r>
+              <w:rPr>
+                <w:color w:val="1C3A36"/>
+                <w:sz w:val="14"/>
+              </w:rPr>
+              <w:t>Note 24, 'Raw materials, Supplies, fuel, power, packing sacks', FY2025 audited statements for the year ended 31 December 2025, read from the company's own website; committed with its footings in filings_extract.py. Revision 2 built this from four industry rules of thumb summing to EGP 2,553.7mn, which is -28.9 per cent BELOW the disclosed line, the disclosed line being 40.7 per cent above the assumption</w:t>
             </w:r>
           </w:p>
         </w:tc>
@@ -1519,7 +1519,7 @@
       <w:tr>
         <w:tc>
           <w:tcPr>
-            <w:tcW w:type="dxa" w:w="432"/>
+            <w:tcW w:type="dxa" w:w="518"/>
           </w:tcPr>
           <w:p>
             <w:pPr>
@@ -1587,7 +1587,7 @@
         </w:tc>
         <w:tc>
           <w:tcPr>
-            <w:tcW w:type="dxa" w:w="7171"/>
+            <w:tcW w:type="dxa" w:w="7085"/>
           </w:tcPr>
           <w:p>
             <w:pPr>
@@ -1623,7 +1623,7 @@
       <w:tr>
         <w:tc>
           <w:tcPr>
-            <w:tcW w:type="dxa" w:w="432"/>
+            <w:tcW w:type="dxa" w:w="518"/>
           </w:tcPr>
           <w:p>
             <w:pPr>
@@ -1691,7 +1691,7 @@
         </w:tc>
         <w:tc>
           <w:tcPr>
-            <w:tcW w:type="dxa" w:w="7171"/>
+            <w:tcW w:type="dxa" w:w="7085"/>
           </w:tcPr>
           <w:p>
             <w:pPr>
@@ -1727,7 +1727,7 @@
       <w:tr>
         <w:tc>
           <w:tcPr>
-            <w:tcW w:type="dxa" w:w="432"/>
+            <w:tcW w:type="dxa" w:w="518"/>
           </w:tcPr>
           <w:p>
             <w:pPr>
@@ -1795,7 +1795,7 @@
         </w:tc>
         <w:tc>
           <w:tcPr>
-            <w:tcW w:type="dxa" w:w="7171"/>
+            <w:tcW w:type="dxa" w:w="7085"/>
           </w:tcPr>
           <w:p>
             <w:pPr>
@@ -1831,7 +1831,7 @@
       <w:tr>
         <w:tc>
           <w:tcPr>
-            <w:tcW w:type="dxa" w:w="432"/>
+            <w:tcW w:type="dxa" w:w="518"/>
           </w:tcPr>
           <w:p>
             <w:pPr>
@@ -1899,7 +1899,7 @@
         </w:tc>
         <w:tc>
           <w:tcPr>
-            <w:tcW w:type="dxa" w:w="7171"/>
+            <w:tcW w:type="dxa" w:w="7085"/>
           </w:tcPr>
           <w:p>
             <w:pPr>
@@ -1935,7 +1935,7 @@
       <w:tr>
         <w:tc>
           <w:tcPr>
-            <w:tcW w:type="dxa" w:w="432"/>
+            <w:tcW w:type="dxa" w:w="518"/>
           </w:tcPr>
           <w:p>
             <w:pPr>
@@ -2003,7 +2003,7 @@
         </w:tc>
         <w:tc>
           <w:tcPr>
-            <w:tcW w:type="dxa" w:w="7171"/>
+            <w:tcW w:type="dxa" w:w="7085"/>
           </w:tcPr>
           <w:p>
             <w:pPr>
@@ -2039,7 +2039,7 @@
       <w:tr>
         <w:tc>
           <w:tcPr>
-            <w:tcW w:type="dxa" w:w="432"/>
+            <w:tcW w:type="dxa" w:w="518"/>
           </w:tcPr>
           <w:p>
             <w:pPr>
@@ -2107,7 +2107,7 @@
         </w:tc>
         <w:tc>
           <w:tcPr>
-            <w:tcW w:type="dxa" w:w="7171"/>
+            <w:tcW w:type="dxa" w:w="7085"/>
           </w:tcPr>
           <w:p>
             <w:pPr>
@@ -2143,7 +2143,7 @@
       <w:tr>
         <w:tc>
           <w:tcPr>
-            <w:tcW w:type="dxa" w:w="432"/>
+            <w:tcW w:type="dxa" w:w="518"/>
           </w:tcPr>
           <w:p>
             <w:pPr>
@@ -2211,7 +2211,7 @@
         </w:tc>
         <w:tc>
           <w:tcPr>
-            <w:tcW w:type="dxa" w:w="7171"/>
+            <w:tcW w:type="dxa" w:w="7085"/>
           </w:tcPr>
           <w:p>
             <w:pPr>
@@ -2247,7 +2247,7 @@
       <w:tr>
         <w:tc>
           <w:tcPr>
-            <w:tcW w:type="dxa" w:w="432"/>
+            <w:tcW w:type="dxa" w:w="518"/>
           </w:tcPr>
           <w:p>
             <w:pPr>
@@ -2315,7 +2315,7 @@
         </w:tc>
         <w:tc>
           <w:tcPr>
-            <w:tcW w:type="dxa" w:w="7171"/>
+            <w:tcW w:type="dxa" w:w="7085"/>
           </w:tcPr>
           <w:p>
             <w:pPr>
@@ -2351,7 +2351,7 @@
       <w:tr>
         <w:tc>
           <w:tcPr>
-            <w:tcW w:type="dxa" w:w="432"/>
+            <w:tcW w:type="dxa" w:w="518"/>
           </w:tcPr>
           <w:p>
             <w:pPr>
@@ -2419,7 +2419,7 @@
         </w:tc>
         <w:tc>
           <w:tcPr>
-            <w:tcW w:type="dxa" w:w="7171"/>
+            <w:tcW w:type="dxa" w:w="7085"/>
           </w:tcPr>
           <w:p>
             <w:pPr>
@@ -2455,7 +2455,7 @@
       <w:tr>
         <w:tc>
           <w:tcPr>
-            <w:tcW w:type="dxa" w:w="432"/>
+            <w:tcW w:type="dxa" w:w="518"/>
           </w:tcPr>
           <w:p>
             <w:pPr>
@@ -2523,7 +2523,7 @@
         </w:tc>
         <w:tc>
           <w:tcPr>
-            <w:tcW w:type="dxa" w:w="7171"/>
+            <w:tcW w:type="dxa" w:w="7085"/>
           </w:tcPr>
           <w:p>
             <w:pPr>
@@ -2559,7 +2559,7 @@
       <w:tr>
         <w:tc>
           <w:tcPr>
-            <w:tcW w:type="dxa" w:w="432"/>
+            <w:tcW w:type="dxa" w:w="518"/>
           </w:tcPr>
           <w:p>
             <w:pPr>
@@ -2627,7 +2627,7 @@
         </w:tc>
         <w:tc>
           <w:tcPr>
-            <w:tcW w:type="dxa" w:w="7171"/>
+            <w:tcW w:type="dxa" w:w="7085"/>
           </w:tcPr>
           <w:p>
             <w:pPr>
@@ -2663,7 +2663,7 @@
       <w:tr>
         <w:tc>
           <w:tcPr>
-            <w:tcW w:type="dxa" w:w="432"/>
+            <w:tcW w:type="dxa" w:w="518"/>
           </w:tcPr>
           <w:p>
             <w:pPr>
@@ -2731,7 +2731,7 @@
         </w:tc>
         <w:tc>
           <w:tcPr>
-            <w:tcW w:type="dxa" w:w="7171"/>
+            <w:tcW w:type="dxa" w:w="7085"/>
           </w:tcPr>
           <w:p>
             <w:pPr>
@@ -2767,7 +2767,7 @@
       <w:tr>
         <w:tc>
           <w:tcPr>
-            <w:tcW w:type="dxa" w:w="432"/>
+            <w:tcW w:type="dxa" w:w="518"/>
           </w:tcPr>
           <w:p>
             <w:pPr>
@@ -2835,7 +2835,7 @@
         </w:tc>
         <w:tc>
           <w:tcPr>
-            <w:tcW w:type="dxa" w:w="7171"/>
+            <w:tcW w:type="dxa" w:w="7085"/>
           </w:tcPr>
           <w:p>
             <w:pPr>
@@ -2871,7 +2871,7 @@
       <w:tr>
         <w:tc>
           <w:tcPr>
-            <w:tcW w:type="dxa" w:w="432"/>
+            <w:tcW w:type="dxa" w:w="518"/>
           </w:tcPr>
           <w:p>
             <w:pPr>
@@ -2939,7 +2939,7 @@
         </w:tc>
         <w:tc>
           <w:tcPr>
-            <w:tcW w:type="dxa" w:w="7171"/>
+            <w:tcW w:type="dxa" w:w="7085"/>
           </w:tcPr>
           <w:p>
             <w:pPr>
@@ -2975,7 +2975,7 @@
       <w:tr>
         <w:tc>
           <w:tcPr>
-            <w:tcW w:type="dxa" w:w="432"/>
+            <w:tcW w:type="dxa" w:w="518"/>
           </w:tcPr>
           <w:p>
             <w:pPr>
@@ -3043,7 +3043,7 @@
         </w:tc>
         <w:tc>
           <w:tcPr>
-            <w:tcW w:type="dxa" w:w="7171"/>
+            <w:tcW w:type="dxa" w:w="7085"/>
           </w:tcPr>
           <w:p>
             <w:pPr>
@@ -3079,7 +3079,7 @@
       <w:tr>
         <w:tc>
           <w:tcPr>
-            <w:tcW w:type="dxa" w:w="432"/>
+            <w:tcW w:type="dxa" w:w="518"/>
           </w:tcPr>
           <w:p>
             <w:pPr>
@@ -3147,7 +3147,7 @@
         </w:tc>
         <w:tc>
           <w:tcPr>
-            <w:tcW w:type="dxa" w:w="7171"/>
+            <w:tcW w:type="dxa" w:w="7085"/>
           </w:tcPr>
           <w:p>
             <w:pPr>
@@ -3183,7 +3183,7 @@
       <w:tr>
         <w:tc>
           <w:tcPr>
-            <w:tcW w:type="dxa" w:w="432"/>
+            <w:tcW w:type="dxa" w:w="518"/>
           </w:tcPr>
           <w:p>
             <w:pPr>
@@ -3251,7 +3251,7 @@
         </w:tc>
         <w:tc>
           <w:tcPr>
-            <w:tcW w:type="dxa" w:w="7171"/>
+            <w:tcW w:type="dxa" w:w="7085"/>
           </w:tcPr>
           <w:p>
             <w:pPr>
@@ -3287,7 +3287,7 @@
       <w:tr>
         <w:tc>
           <w:tcPr>
-            <w:tcW w:type="dxa" w:w="432"/>
+            <w:tcW w:type="dxa" w:w="518"/>
           </w:tcPr>
           <w:p>
             <w:pPr>
@@ -3355,7 +3355,7 @@
         </w:tc>
         <w:tc>
           <w:tcPr>
-            <w:tcW w:type="dxa" w:w="7171"/>
+            <w:tcW w:type="dxa" w:w="7085"/>
           </w:tcPr>
           <w:p>
             <w:pPr>
@@ -3391,7 +3391,7 @@
       <w:tr>
         <w:tc>
           <w:tcPr>
-            <w:tcW w:type="dxa" w:w="432"/>
+            <w:tcW w:type="dxa" w:w="518"/>
           </w:tcPr>
           <w:p>
             <w:pPr>
@@ -3459,18 +3459,18 @@
         </w:tc>
         <w:tc>
           <w:tcPr>
-            <w:tcW w:type="dxa" w:w="7171"/>
-          </w:tcPr>
-          <w:p>
-            <w:pPr>
-              <w:spacing w:after="20"/>
-            </w:pPr>
-            <w:r>
-              <w:rPr>
-                <w:color w:val="1C3A36"/>
-                <w:sz w:val="14"/>
-              </w:rPr>
-              <w:t>260,812,477 shares, corroborated FIVE ways: issued capital EGP 2,608,124,770 at EGP 10 par; the Jul-2025 tender offer of 58,416,664 shares at 22.4%; quoted market capitalisation over price; and the reconstruction 133.07mn pre-issue + 127.74mn subscribed. Revision 1 wrongly described the pre-issue count as 92.61mn by subtracting shares OFFERED (168.20mn) instead of shares SUBSCRIBED (127.74mn, a 75.95% take-up)</w:t>
+            <w:tcW w:type="dxa" w:w="7085"/>
+          </w:tcPr>
+          <w:p>
+            <w:pPr>
+              <w:spacing w:after="20"/>
+            </w:pPr>
+            <w:r>
+              <w:rPr>
+                <w:color w:val="1C3A36"/>
+                <w:sz w:val="14"/>
+              </w:rPr>
+              <w:t>260,812,477 shares, corroborated FIVE ways: issued capital EGP 2,608,124,770 at EGP 10 par; Jul-2025 tender offer of 58,416,664 shares at 22.4%; quoted market capitalisation over price; the reconstruction 133.07mn pre-issue + 127.74mn subscribed. Revision 1 wrongly described the pre-issue count as 92.61mn by subtracting shares OFFERED (168.20mn) instead of shares SUBSCRIBED (127.74mn, a 75.95% take-up)</w:t>
             </w:r>
           </w:p>
         </w:tc>
@@ -3495,7 +3495,7 @@
       <w:tr>
         <w:tc>
           <w:tcPr>
-            <w:tcW w:type="dxa" w:w="432"/>
+            <w:tcW w:type="dxa" w:w="518"/>
           </w:tcPr>
           <w:p>
             <w:pPr>
@@ -3563,7 +3563,7 @@
         </w:tc>
         <w:tc>
           <w:tcPr>
-            <w:tcW w:type="dxa" w:w="7171"/>
+            <w:tcW w:type="dxa" w:w="7085"/>
           </w:tcPr>
           <w:p>
             <w:pPr>
@@ -3599,7 +3599,7 @@
       <w:tr>
         <w:tc>
           <w:tcPr>
-            <w:tcW w:type="dxa" w:w="432"/>
+            <w:tcW w:type="dxa" w:w="518"/>
           </w:tcPr>
           <w:p>
             <w:pPr>
@@ -3667,7 +3667,7 @@
         </w:tc>
         <w:tc>
           <w:tcPr>
-            <w:tcW w:type="dxa" w:w="7171"/>
+            <w:tcW w:type="dxa" w:w="7085"/>
           </w:tcPr>
           <w:p>
             <w:pPr>
@@ -3703,7 +3703,7 @@
       <w:tr>
         <w:tc>
           <w:tcPr>
-            <w:tcW w:type="dxa" w:w="432"/>
+            <w:tcW w:type="dxa" w:w="518"/>
           </w:tcPr>
           <w:p>
             <w:pPr>
@@ -3771,7 +3771,7 @@
         </w:tc>
         <w:tc>
           <w:tcPr>
-            <w:tcW w:type="dxa" w:w="7171"/>
+            <w:tcW w:type="dxa" w:w="7085"/>
           </w:tcPr>
           <w:p>
             <w:pPr>
@@ -3807,7 +3807,7 @@
       <w:tr>
         <w:tc>
           <w:tcPr>
-            <w:tcW w:type="dxa" w:w="432"/>
+            <w:tcW w:type="dxa" w:w="518"/>
           </w:tcPr>
           <w:p>
             <w:pPr>
@@ -3875,18 +3875,18 @@
         </w:tc>
         <w:tc>
           <w:tcPr>
-            <w:tcW w:type="dxa" w:w="7171"/>
-          </w:tcPr>
-          <w:p>
-            <w:pPr>
-              <w:spacing w:after="20"/>
-            </w:pPr>
-            <w:r>
-              <w:rPr>
-                <w:color w:val="1C3A36"/>
-                <w:sz w:val="14"/>
-              </w:rPr>
-              <w:t>EGX filing reported by Global Cement, cemnet/International Cement Review, Daily News Egypt and Arab Finance — FY2024 total liabilities; the triple closes to equity of 4,775.06 exactly</w:t>
+            <w:tcW w:type="dxa" w:w="7085"/>
+          </w:tcPr>
+          <w:p>
+            <w:pPr>
+              <w:spacing w:after="20"/>
+            </w:pPr>
+            <w:r>
+              <w:rPr>
+                <w:color w:val="1C3A36"/>
+                <w:sz w:val="14"/>
+              </w:rPr>
+              <w:t>EGX filing reported by Global Cement, cemnet/International Cement Review, Daily News Egypt and Arab Finance — FY2024 total liabilities; triple closes to equity of 4,775.06 exactly</w:t>
             </w:r>
           </w:p>
         </w:tc>
@@ -3911,7 +3911,7 @@
       <w:tr>
         <w:tc>
           <w:tcPr>
-            <w:tcW w:type="dxa" w:w="432"/>
+            <w:tcW w:type="dxa" w:w="518"/>
           </w:tcPr>
           <w:p>
             <w:pPr>
@@ -3979,7 +3979,7 @@
         </w:tc>
         <w:tc>
           <w:tcPr>
-            <w:tcW w:type="dxa" w:w="7171"/>
+            <w:tcW w:type="dxa" w:w="7085"/>
           </w:tcPr>
           <w:p>
             <w:pPr>
@@ -4015,7 +4015,7 @@
       <w:tr>
         <w:tc>
           <w:tcPr>
-            <w:tcW w:type="dxa" w:w="432"/>
+            <w:tcW w:type="dxa" w:w="518"/>
           </w:tcPr>
           <w:p>
             <w:pPr>
@@ -4083,7 +4083,7 @@
         </w:tc>
         <w:tc>
           <w:tcPr>
-            <w:tcW w:type="dxa" w:w="7171"/>
+            <w:tcW w:type="dxa" w:w="7085"/>
           </w:tcPr>
           <w:p>
             <w:pPr>
@@ -4119,7 +4119,7 @@
       <w:tr>
         <w:tc>
           <w:tcPr>
-            <w:tcW w:type="dxa" w:w="432"/>
+            <w:tcW w:type="dxa" w:w="518"/>
           </w:tcPr>
           <w:p>
             <w:pPr>
@@ -4187,7 +4187,7 @@
         </w:tc>
         <w:tc>
           <w:tcPr>
-            <w:tcW w:type="dxa" w:w="7171"/>
+            <w:tcW w:type="dxa" w:w="7085"/>
           </w:tcPr>
           <w:p>
             <w:pPr>
@@ -4223,7 +4223,7 @@
       <w:tr>
         <w:tc>
           <w:tcPr>
-            <w:tcW w:type="dxa" w:w="432"/>
+            <w:tcW w:type="dxa" w:w="518"/>
           </w:tcPr>
           <w:p>
             <w:pPr>
@@ -4291,7 +4291,7 @@
         </w:tc>
         <w:tc>
           <w:tcPr>
-            <w:tcW w:type="dxa" w:w="7171"/>
+            <w:tcW w:type="dxa" w:w="7085"/>
           </w:tcPr>
           <w:p>
             <w:pPr>
@@ -4327,7 +4327,7 @@
       <w:tr>
         <w:tc>
           <w:tcPr>
-            <w:tcW w:type="dxa" w:w="432"/>
+            <w:tcW w:type="dxa" w:w="518"/>
           </w:tcPr>
           <w:p>
             <w:pPr>
@@ -4395,7 +4395,7 @@
         </w:tc>
         <w:tc>
           <w:tcPr>
-            <w:tcW w:type="dxa" w:w="7171"/>
+            <w:tcW w:type="dxa" w:w="7085"/>
           </w:tcPr>
           <w:p>
             <w:pPr>
@@ -4431,7 +4431,7 @@
       <w:tr>
         <w:tc>
           <w:tcPr>
-            <w:tcW w:type="dxa" w:w="432"/>
+            <w:tcW w:type="dxa" w:w="518"/>
           </w:tcPr>
           <w:p>
             <w:pPr>
@@ -4499,7 +4499,7 @@
         </w:tc>
         <w:tc>
           <w:tcPr>
-            <w:tcW w:type="dxa" w:w="7171"/>
+            <w:tcW w:type="dxa" w:w="7085"/>
           </w:tcPr>
           <w:p>
             <w:pPr>
@@ -4535,7 +4535,7 @@
       <w:tr>
         <w:tc>
           <w:tcPr>
-            <w:tcW w:type="dxa" w:w="432"/>
+            <w:tcW w:type="dxa" w:w="518"/>
           </w:tcPr>
           <w:p>
             <w:pPr>
@@ -4603,7 +4603,7 @@
         </w:tc>
         <w:tc>
           <w:tcPr>
-            <w:tcW w:type="dxa" w:w="7171"/>
+            <w:tcW w:type="dxa" w:w="7085"/>
           </w:tcPr>
           <w:p>
             <w:pPr>
@@ -4639,7 +4639,7 @@
       <w:tr>
         <w:tc>
           <w:tcPr>
-            <w:tcW w:type="dxa" w:w="432"/>
+            <w:tcW w:type="dxa" w:w="518"/>
           </w:tcPr>
           <w:p>
             <w:pPr>
@@ -4707,7 +4707,7 @@
         </w:tc>
         <w:tc>
           <w:tcPr>
-            <w:tcW w:type="dxa" w:w="7171"/>
+            <w:tcW w:type="dxa" w:w="7085"/>
           </w:tcPr>
           <w:p>
             <w:pPr>
@@ -4743,7 +4743,7 @@
       <w:tr>
         <w:tc>
           <w:tcPr>
-            <w:tcW w:type="dxa" w:w="432"/>
+            <w:tcW w:type="dxa" w:w="518"/>
           </w:tcPr>
           <w:p>
             <w:pPr>
@@ -4811,7 +4811,7 @@
         </w:tc>
         <w:tc>
           <w:tcPr>
-            <w:tcW w:type="dxa" w:w="7171"/>
+            <w:tcW w:type="dxa" w:w="7085"/>
           </w:tcPr>
           <w:p>
             <w:pPr>
@@ -4847,7 +4847,7 @@
       <w:tr>
         <w:tc>
           <w:tcPr>
-            <w:tcW w:type="dxa" w:w="432"/>
+            <w:tcW w:type="dxa" w:w="518"/>
           </w:tcPr>
           <w:p>
             <w:pPr>
@@ -4915,7 +4915,7 @@
         </w:tc>
         <w:tc>
           <w:tcPr>
-            <w:tcW w:type="dxa" w:w="7171"/>
+            <w:tcW w:type="dxa" w:w="7085"/>
           </w:tcPr>
           <w:p>
             <w:pPr>
@@ -4951,7 +4951,7 @@
       <w:tr>
         <w:tc>
           <w:tcPr>
-            <w:tcW w:type="dxa" w:w="432"/>
+            <w:tcW w:type="dxa" w:w="518"/>
           </w:tcPr>
           <w:p>
             <w:pPr>
@@ -5019,7 +5019,7 @@
         </w:tc>
         <w:tc>
           <w:tcPr>
-            <w:tcW w:type="dxa" w:w="7171"/>
+            <w:tcW w:type="dxa" w:w="7085"/>
           </w:tcPr>
           <w:p>
             <w:pPr>
@@ -5055,7 +5055,7 @@
       <w:tr>
         <w:tc>
           <w:tcPr>
-            <w:tcW w:type="dxa" w:w="432"/>
+            <w:tcW w:type="dxa" w:w="518"/>
           </w:tcPr>
           <w:p>
             <w:pPr>
@@ -5123,7 +5123,7 @@
         </w:tc>
         <w:tc>
           <w:tcPr>
-            <w:tcW w:type="dxa" w:w="7171"/>
+            <w:tcW w:type="dxa" w:w="7085"/>
           </w:tcPr>
           <w:p>
             <w:pPr>
@@ -5159,7 +5159,7 @@
       <w:tr>
         <w:tc>
           <w:tcPr>
-            <w:tcW w:type="dxa" w:w="432"/>
+            <w:tcW w:type="dxa" w:w="518"/>
           </w:tcPr>
           <w:p>
             <w:pPr>
@@ -5227,7 +5227,7 @@
         </w:tc>
         <w:tc>
           <w:tcPr>
-            <w:tcW w:type="dxa" w:w="7171"/>
+            <w:tcW w:type="dxa" w:w="7085"/>
           </w:tcPr>
           <w:p>
             <w:pPr>
@@ -5263,7 +5263,7 @@
       <w:tr>
         <w:tc>
           <w:tcPr>
-            <w:tcW w:type="dxa" w:w="432"/>
+            <w:tcW w:type="dxa" w:w="518"/>
           </w:tcPr>
           <w:p>
             <w:pPr>
@@ -5331,7 +5331,7 @@
         </w:tc>
         <w:tc>
           <w:tcPr>
-            <w:tcW w:type="dxa" w:w="7171"/>
+            <w:tcW w:type="dxa" w:w="7085"/>
           </w:tcPr>
           <w:p>
             <w:pPr>
@@ -5367,7 +5367,7 @@
       <w:tr>
         <w:tc>
           <w:tcPr>
-            <w:tcW w:type="dxa" w:w="432"/>
+            <w:tcW w:type="dxa" w:w="518"/>
           </w:tcPr>
           <w:p>
             <w:pPr>
@@ -5435,7 +5435,7 @@
         </w:tc>
         <w:tc>
           <w:tcPr>
-            <w:tcW w:type="dxa" w:w="7171"/>
+            <w:tcW w:type="dxa" w:w="7085"/>
           </w:tcPr>
           <w:p>
             <w:pPr>
@@ -5471,7 +5471,7 @@
       <w:tr>
         <w:tc>
           <w:tcPr>
-            <w:tcW w:type="dxa" w:w="432"/>
+            <w:tcW w:type="dxa" w:w="518"/>
           </w:tcPr>
           <w:p>
             <w:pPr>
@@ -5539,7 +5539,7 @@
         </w:tc>
         <w:tc>
           <w:tcPr>
-            <w:tcW w:type="dxa" w:w="7171"/>
+            <w:tcW w:type="dxa" w:w="7085"/>
           </w:tcPr>
           <w:p>
             <w:pPr>
@@ -5575,7 +5575,7 @@
       <w:tr>
         <w:tc>
           <w:tcPr>
-            <w:tcW w:type="dxa" w:w="432"/>
+            <w:tcW w:type="dxa" w:w="518"/>
           </w:tcPr>
           <w:p>
             <w:pPr>
@@ -5643,7 +5643,7 @@
         </w:tc>
         <w:tc>
           <w:tcPr>
-            <w:tcW w:type="dxa" w:w="7171"/>
+            <w:tcW w:type="dxa" w:w="7085"/>
           </w:tcPr>
           <w:p>
             <w:pPr>
@@ -5679,7 +5679,7 @@
       <w:tr>
         <w:tc>
           <w:tcPr>
-            <w:tcW w:type="dxa" w:w="432"/>
+            <w:tcW w:type="dxa" w:w="518"/>
           </w:tcPr>
           <w:p>
             <w:pPr>
@@ -5747,7 +5747,7 @@
         </w:tc>
         <w:tc>
           <w:tcPr>
-            <w:tcW w:type="dxa" w:w="7171"/>
+            <w:tcW w:type="dxa" w:w="7085"/>
           </w:tcPr>
           <w:p>
             <w:pPr>
@@ -5783,7 +5783,7 @@
       <w:tr>
         <w:tc>
           <w:tcPr>
-            <w:tcW w:type="dxa" w:w="432"/>
+            <w:tcW w:type="dxa" w:w="518"/>
           </w:tcPr>
           <w:p>
             <w:pPr>
@@ -5851,7 +5851,7 @@
         </w:tc>
         <w:tc>
           <w:tcPr>
-            <w:tcW w:type="dxa" w:w="7171"/>
+            <w:tcW w:type="dxa" w:w="7085"/>
           </w:tcPr>
           <w:p>
             <w:pPr>
@@ -5887,7 +5887,7 @@
       <w:tr>
         <w:tc>
           <w:tcPr>
-            <w:tcW w:type="dxa" w:w="432"/>
+            <w:tcW w:type="dxa" w:w="518"/>
           </w:tcPr>
           <w:p>
             <w:pPr>
@@ -5955,7 +5955,7 @@
         </w:tc>
         <w:tc>
           <w:tcPr>
-            <w:tcW w:type="dxa" w:w="7171"/>
+            <w:tcW w:type="dxa" w:w="7085"/>
           </w:tcPr>
           <w:p>
             <w:pPr>
@@ -5991,7 +5991,7 @@
       <w:tr>
         <w:tc>
           <w:tcPr>
-            <w:tcW w:type="dxa" w:w="432"/>
+            <w:tcW w:type="dxa" w:w="518"/>
           </w:tcPr>
           <w:p>
             <w:pPr>
@@ -6059,7 +6059,7 @@
         </w:tc>
         <w:tc>
           <w:tcPr>
-            <w:tcW w:type="dxa" w:w="7171"/>
+            <w:tcW w:type="dxa" w:w="7085"/>
           </w:tcPr>
           <w:p>
             <w:pPr>
@@ -6095,7 +6095,7 @@
       <w:tr>
         <w:tc>
           <w:tcPr>
-            <w:tcW w:type="dxa" w:w="432"/>
+            <w:tcW w:type="dxa" w:w="518"/>
           </w:tcPr>
           <w:p>
             <w:pPr>
@@ -6140,7 +6140,7 @@
                 <w:color w:val="1C3A36"/>
                 <w:sz w:val="14"/>
               </w:rPr>
-              <w:t>1, 1.14, 1.265, 1.365, 1.45, 1.53</w:t>
+              <w:t>1, 1.16, 1.299, 1.416, 1.522, 1.629</w:t>
             </w:r>
           </w:p>
         </w:tc>
@@ -6163,18 +6163,18 @@
         </w:tc>
         <w:tc>
           <w:tcPr>
-            <w:tcW w:type="dxa" w:w="7171"/>
-          </w:tcPr>
-          <w:p>
-            <w:pPr>
-              <w:spacing w:after="20"/>
-            </w:pPr>
-            <w:r>
-              <w:rPr>
-                <w:color w:val="1C3A36"/>
-                <w:sz w:val="14"/>
-              </w:rPr>
-              <w:t>Cumulative local cost inflation index on the EGP cost lines</w:t>
+            <w:tcW w:type="dxa" w:w="7085"/>
+          </w:tcPr>
+          <w:p>
+            <w:pPr>
+              <w:spacing w:after="20"/>
+            </w:pPr>
+            <w:r>
+              <w:rPr>
+                <w:color w:val="1C3A36"/>
+                <w:sz w:val="14"/>
+              </w:rPr>
+              <w:t>Cumulative local cost inflation index on the EGP cost lines, compounded from the HOUSE calendar ladder — 16.0/12.0/9.0/7.5/7.0 per cent for 2026-2030, sourced to the Central Bank of Egypt's own baseline and its published glide to the target band. Revision 3 typed 14.0/11.0/7.9/6.2/5.5, roughly two points a year below the house path, and no source in this study supported the gap</w:t>
             </w:r>
           </w:p>
         </w:tc>
@@ -6191,7 +6191,7 @@
                 <w:color w:val="1C3A36"/>
                 <w:sz w:val="14"/>
               </w:rPr>
-              <w:t>2026-06-10</w:t>
+              <w:t>2026-09-02</w:t>
             </w:r>
           </w:p>
         </w:tc>
@@ -6199,7 +6199,7 @@
       <w:tr>
         <w:tc>
           <w:tcPr>
-            <w:tcW w:type="dxa" w:w="432"/>
+            <w:tcW w:type="dxa" w:w="518"/>
           </w:tcPr>
           <w:p>
             <w:pPr>
@@ -6267,7 +6267,7 @@
         </w:tc>
         <w:tc>
           <w:tcPr>
-            <w:tcW w:type="dxa" w:w="7171"/>
+            <w:tcW w:type="dxa" w:w="7085"/>
           </w:tcPr>
           <w:p>
             <w:pPr>
@@ -6303,7 +6303,7 @@
       <w:tr>
         <w:tc>
           <w:tcPr>
-            <w:tcW w:type="dxa" w:w="432"/>
+            <w:tcW w:type="dxa" w:w="518"/>
           </w:tcPr>
           <w:p>
             <w:pPr>
@@ -6371,7 +6371,7 @@
         </w:tc>
         <w:tc>
           <w:tcPr>
-            <w:tcW w:type="dxa" w:w="7171"/>
+            <w:tcW w:type="dxa" w:w="7085"/>
           </w:tcPr>
           <w:p>
             <w:pPr>
@@ -6407,7 +6407,7 @@
       <w:tr>
         <w:tc>
           <w:tcPr>
-            <w:tcW w:type="dxa" w:w="432"/>
+            <w:tcW w:type="dxa" w:w="518"/>
           </w:tcPr>
           <w:p>
             <w:pPr>
@@ -6435,7 +6435,7 @@
                 <w:color w:val="1C3A36"/>
                 <w:sz w:val="14"/>
               </w:rPr>
-              <w:t>fx</w:t>
+              <w:t>erp_rating</w:t>
             </w:r>
           </w:p>
         </w:tc>
@@ -6452,7 +6452,7 @@
                 <w:color w:val="1C3A36"/>
                 <w:sz w:val="14"/>
               </w:rPr>
-              <w:t>49.8</w:t>
+              <w:t>0.1394</w:t>
             </w:r>
           </w:p>
         </w:tc>
@@ -6475,18 +6475,18 @@
         </w:tc>
         <w:tc>
           <w:tcPr>
-            <w:tcW w:type="dxa" w:w="7171"/>
-          </w:tcPr>
-          <w:p>
-            <w:pPr>
-              <w:spacing w:after="20"/>
-            </w:pPr>
-            <w:r>
-              <w:rPr>
-                <w:color w:val="1C3A36"/>
-                <w:sz w:val="14"/>
-              </w:rPr>
-              <w:t>USD/EGP</w:t>
+            <w:tcW w:type="dxa" w:w="7085"/>
+          </w:tcPr>
+          <w:p>
+            <w:pPr>
+              <w:spacing w:after="20"/>
+            </w:pPr>
+            <w:r>
+              <w:rPr>
+                <w:color w:val="1C3A36"/>
+                <w:sz w:val="14"/>
+              </w:rPr>
+              <w:t>Damodaran Egypt, RATING-BASED, January-2026. The alternative premium basis, published beside the adopted CDS one under. Revision 1 cited 'Damodaran, Egypt row' without naming the variant, and a checker following that citation lands here rather than on the 9.41% actually used</w:t>
             </w:r>
           </w:p>
         </w:tc>
@@ -6503,7 +6503,7 @@
                 <w:color w:val="1C3A36"/>
                 <w:sz w:val="14"/>
               </w:rPr>
-              <w:t>2026-08-06</w:t>
+              <w:t>2026-01-05</w:t>
             </w:r>
           </w:p>
         </w:tc>
@@ -6511,7 +6511,7 @@
       <w:tr>
         <w:tc>
           <w:tcPr>
-            <w:tcW w:type="dxa" w:w="432"/>
+            <w:tcW w:type="dxa" w:w="518"/>
           </w:tcPr>
           <w:p>
             <w:pPr>
@@ -6539,7 +6539,7 @@
                 <w:color w:val="1C3A36"/>
                 <w:sz w:val="14"/>
               </w:rPr>
-              <w:t>power_tariff</w:t>
+              <w:t>fx</w:t>
             </w:r>
           </w:p>
         </w:tc>
@@ -6556,7 +6556,7 @@
                 <w:color w:val="1C3A36"/>
                 <w:sz w:val="14"/>
               </w:rPr>
-              <w:t>2.6</w:t>
+              <w:t>50.25</w:t>
             </w:r>
           </w:p>
         </w:tc>
@@ -6579,18 +6579,18 @@
         </w:tc>
         <w:tc>
           <w:tcPr>
-            <w:tcW w:type="dxa" w:w="7171"/>
-          </w:tcPr>
-          <w:p>
-            <w:pPr>
-              <w:spacing w:after="20"/>
-            </w:pPr>
-            <w:r>
-              <w:rPr>
-                <w:color w:val="1C3A36"/>
-                <w:sz w:val="14"/>
-              </w:rPr>
-              <w:t>Egyptian industrial electricity tariff after subsidy reform</w:t>
+            <w:tcW w:type="dxa" w:w="7085"/>
+          </w:tcPr>
+          <w:p>
+            <w:pPr>
+              <w:spacing w:after="20"/>
+            </w:pPr>
+            <w:r>
+              <w:rPr>
+                <w:color w:val="1C3A36"/>
+                <w:sz w:val="14"/>
+              </w:rPr>
+              <w:t>USD/EGP spot, from the house macro path and not from this study. Revision 3 carried 49.80 for the 6-August-2026 quote and the house path carries 50.25 for the SAME quote on the same date — two numbers for one fact, which is the defect that rule was adopted on. The house figure governs</w:t>
             </w:r>
           </w:p>
         </w:tc>
@@ -6615,7 +6615,7 @@
       <w:tr>
         <w:tc>
           <w:tcPr>
-            <w:tcW w:type="dxa" w:w="432"/>
+            <w:tcW w:type="dxa" w:w="518"/>
           </w:tcPr>
           <w:p>
             <w:pPr>
@@ -6643,7 +6643,7 @@
                 <w:color w:val="1C3A36"/>
                 <w:sz w:val="14"/>
               </w:rPr>
-              <w:t>rf</w:t>
+              <w:t>fx_path</w:t>
             </w:r>
           </w:p>
         </w:tc>
@@ -6660,7 +6660,7 @@
                 <w:color w:val="1C3A36"/>
                 <w:sz w:val="14"/>
               </w:rPr>
-              <w:t>0.2231</w:t>
+              <w:t>50.25, 55.11, 60.22, 64.04, 67.17, 70.11</w:t>
             </w:r>
           </w:p>
         </w:tc>
@@ -6683,18 +6683,18 @@
         </w:tc>
         <w:tc>
           <w:tcPr>
-            <w:tcW w:type="dxa" w:w="7171"/>
-          </w:tcPr>
-          <w:p>
-            <w:pPr>
-              <w:spacing w:after="20"/>
-            </w:pPr>
-            <w:r>
-              <w:rPr>
-                <w:color w:val="1C3A36"/>
-                <w:sz w:val="14"/>
-              </w:rPr>
-              <w:t>Egypt 10-year local-currency government yield</w:t>
+            <w:tcW w:type="dxa" w:w="7085"/>
+          </w:tcPr>
+          <w:p>
+            <w:pPr>
+              <w:spacing w:after="20"/>
+            </w:pPr>
+            <w:r>
+              <w:rPr>
+                <w:color w:val="1C3A36"/>
+                <w:sz w:val="14"/>
+              </w:rPr>
+              <w:t>USD/EGP path, the HOUSE derived purchasing-power path — relative PPP on the house inflation ladder against long-run United States inflation, read from and not computed here. Revision 3 derived the same identity from THIS STUDY's own ladder, which was two points a year below the house one, so the pound slid more slowly than the house path says it does: one economy cannot have two inflations, and the currency is where that shows. Raises the EGP cost of imported fuel AND the EGP value of export revenue</w:t>
             </w:r>
           </w:p>
         </w:tc>
@@ -6711,7 +6711,7 @@
                 <w:color w:val="1C3A36"/>
                 <w:sz w:val="14"/>
               </w:rPr>
-              <w:t>2026-07-21</w:t>
+              <w:t>2026-09-02</w:t>
             </w:r>
           </w:p>
         </w:tc>
@@ -6719,7 +6719,7 @@
       <w:tr>
         <w:tc>
           <w:tcPr>
-            <w:tcW w:type="dxa" w:w="432"/>
+            <w:tcW w:type="dxa" w:w="518"/>
           </w:tcPr>
           <w:p>
             <w:pPr>
@@ -6747,7 +6747,7 @@
                 <w:color w:val="1C3A36"/>
                 <w:sz w:val="14"/>
               </w:rPr>
-              <w:t>sov_spread_cds</w:t>
+              <w:t>g_term</w:t>
             </w:r>
           </w:p>
         </w:tc>
@@ -6764,7 +6764,7 @@
                 <w:color w:val="1C3A36"/>
                 <w:sz w:val="14"/>
               </w:rPr>
-              <w:t>0.034</w:t>
+              <w:t>0.07</w:t>
             </w:r>
           </w:p>
         </w:tc>
@@ -6787,18 +6787,18 @@
         </w:tc>
         <w:tc>
           <w:tcPr>
-            <w:tcW w:type="dxa" w:w="7171"/>
-          </w:tcPr>
-          <w:p>
-            <w:pPr>
-              <w:spacing w:after="20"/>
-            </w:pPr>
-            <w:r>
-              <w:rPr>
-                <w:color w:val="1C3A36"/>
-                <w:sz w:val="14"/>
-              </w:rPr>
-              <w:t>Egypt CDS-implied sovereign default spread, Damodaran January-2026, CDS column. NETTED OUT of the local risk-free rate so sovereign default risk is not charged twice. One reviewer called this a manipulation; two others cleared it explicitly, and it is Damodaran's own construction — the country premium in the ERP is DERIVED from this same spread</w:t>
+            <w:tcW w:type="dxa" w:w="7085"/>
+          </w:tcPr>
+          <w:p>
+            <w:pPr>
+              <w:spacing w:after="20"/>
+            </w:pPr>
+            <w:r>
+              <w:rPr>
+                <w:color w:val="1C3A36"/>
+                <w:sz w:val="14"/>
+              </w:rPr>
+              <w:t>Terminal growth, DERIVED as the house terminal inflation of 7.0% plus a STATED real growth of ZERO. Revision 3 held 5% against a terminal risk-free rate of 12.5% built on that same 7% inflation — a perpetual REAL DECLINE of about two points a year that nothing in the study disclosed and nothing supports. Real decline in perpetuity stays permitted and must be written down as the real number it is; this study assumes none</w:t>
             </w:r>
           </w:p>
         </w:tc>
@@ -6815,7 +6815,7 @@
                 <w:color w:val="1C3A36"/>
                 <w:sz w:val="14"/>
               </w:rPr>
-              <w:t>2026-01-05</w:t>
+              <w:t>2026-09-02</w:t>
             </w:r>
           </w:p>
         </w:tc>
@@ -6823,7 +6823,7 @@
       <w:tr>
         <w:tc>
           <w:tcPr>
-            <w:tcW w:type="dxa" w:w="432"/>
+            <w:tcW w:type="dxa" w:w="518"/>
           </w:tcPr>
           <w:p>
             <w:pPr>
@@ -6851,7 +6851,7 @@
                 <w:color w:val="1C3A36"/>
                 <w:sz w:val="14"/>
               </w:rPr>
-              <w:t>tax_stat</w:t>
+              <w:t>power_tariff</w:t>
             </w:r>
           </w:p>
         </w:tc>
@@ -6868,7 +6868,7 @@
                 <w:color w:val="1C3A36"/>
                 <w:sz w:val="14"/>
               </w:rPr>
-              <w:t>0.225</w:t>
+              <w:t>2.6</w:t>
             </w:r>
           </w:p>
         </w:tc>
@@ -6891,18 +6891,18 @@
         </w:tc>
         <w:tc>
           <w:tcPr>
-            <w:tcW w:type="dxa" w:w="7171"/>
-          </w:tcPr>
-          <w:p>
-            <w:pPr>
-              <w:spacing w:after="20"/>
-            </w:pPr>
-            <w:r>
-              <w:rPr>
-                <w:color w:val="1C3A36"/>
-                <w:sz w:val="14"/>
-              </w:rPr>
-              <w:t>Egypt statutory corporate income tax</w:t>
+            <w:tcW w:type="dxa" w:w="7085"/>
+          </w:tcPr>
+          <w:p>
+            <w:pPr>
+              <w:spacing w:after="20"/>
+            </w:pPr>
+            <w:r>
+              <w:rPr>
+                <w:color w:val="1C3A36"/>
+                <w:sz w:val="14"/>
+              </w:rPr>
+              <w:t>Egyptian industrial electricity tariff after subsidy reform</w:t>
             </w:r>
           </w:p>
         </w:tc>
@@ -6919,7 +6919,7 @@
                 <w:color w:val="1C3A36"/>
                 <w:sz w:val="14"/>
               </w:rPr>
-              <w:t>2026</w:t>
+              <w:t>2026-08-06</w:t>
             </w:r>
           </w:p>
         </w:tc>
@@ -6927,7 +6927,7 @@
       <w:tr>
         <w:tc>
           <w:tcPr>
-            <w:tcW w:type="dxa" w:w="432"/>
+            <w:tcW w:type="dxa" w:w="518"/>
           </w:tcPr>
           <w:p>
             <w:pPr>
@@ -6955,7 +6955,7 @@
                 <w:color w:val="1C3A36"/>
                 <w:sz w:val="14"/>
               </w:rPr>
-              <w:t>beta</w:t>
+              <w:t>rf</w:t>
             </w:r>
           </w:p>
         </w:tc>
@@ -6972,7 +6972,7 @@
                 <w:color w:val="1C3A36"/>
                 <w:sz w:val="14"/>
               </w:rPr>
-              <w:t>1</w:t>
+              <w:t>0.23</w:t>
             </w:r>
           </w:p>
         </w:tc>
@@ -6989,24 +6989,24 @@
                 <w:color w:val="1C3A36"/>
                 <w:sz w:val="14"/>
               </w:rPr>
-              <w:t>House</w:t>
-            </w:r>
-          </w:p>
-        </w:tc>
-        <w:tc>
-          <w:tcPr>
-            <w:tcW w:type="dxa" w:w="7171"/>
-          </w:tcPr>
-          <w:p>
-            <w:pPr>
-              <w:spacing w:after="20"/>
-            </w:pPr>
-            <w:r>
-              <w:rPr>
-                <w:color w:val="1C3A36"/>
-                <w:sz w:val="14"/>
-              </w:rPr>
-              <w:t>Adopted beta. The own-stock regression FAILS the usability gate (R-squared 0.038 against a 0.05 floor) though n=256 and SE 0.153 both pass. The lead-lag corrected estimate is 0.837 and its 90% interval contains 1.00. Rounding up to 1.00 COSTS 1.84% of the central; that price is now stated rather than left implicit</w:t>
+              <w:t>Country</w:t>
+            </w:r>
+          </w:p>
+        </w:tc>
+        <w:tc>
+          <w:tcPr>
+            <w:tcW w:type="dxa" w:w="7085"/>
+          </w:tcPr>
+          <w:p>
+            <w:pPr>
+              <w:spacing w:after="20"/>
+            </w:pPr>
+            <w:r>
+              <w:rPr>
+                <w:color w:val="1C3A36"/>
+                <w:sz w:val="14"/>
+              </w:rPr>
+              <w:t>Egypt 10-year local-currency government yield, from the HOUSE macro path and not from this study. Revision 3 carried 22.31% at a 21-July quote while the house path carries 23.00% at 6-August: one sovereign, one yield, and the later quote is the right one for a study struck in September. THE QUOTE IS OLDER THAN THE 14-DAY BOUND and is accepted deliberately with its age disclosed in the cost-of-capital record, rather than used quietly</w:t>
             </w:r>
           </w:p>
         </w:tc>
@@ -7031,7 +7031,7 @@
       <w:tr>
         <w:tc>
           <w:tcPr>
-            <w:tcW w:type="dxa" w:w="432"/>
+            <w:tcW w:type="dxa" w:w="518"/>
           </w:tcPr>
           <w:p>
             <w:pPr>
@@ -7059,7 +7059,7 @@
                 <w:color w:val="1C3A36"/>
                 <w:sz w:val="14"/>
               </w:rPr>
-              <w:t>capex_pct</w:t>
+              <w:t>sov_spread_cds</w:t>
             </w:r>
           </w:p>
         </w:tc>
@@ -7076,7 +7076,7 @@
                 <w:color w:val="1C3A36"/>
                 <w:sz w:val="14"/>
               </w:rPr>
-              <w:t>0.05, 0.048, 0.047, 0.046, 0.045</w:t>
+              <w:t>0.034</w:t>
             </w:r>
           </w:p>
         </w:tc>
@@ -7093,24 +7093,24 @@
                 <w:color w:val="1C3A36"/>
                 <w:sz w:val="14"/>
               </w:rPr>
-              <w:t>House</w:t>
-            </w:r>
-          </w:p>
-        </w:tc>
-        <w:tc>
-          <w:tcPr>
-            <w:tcW w:type="dxa" w:w="7171"/>
-          </w:tcPr>
-          <w:p>
-            <w:pPr>
-              <w:spacing w:after="20"/>
-            </w:pPr>
-            <w:r>
-              <w:rPr>
-                <w:color w:val="1C3A36"/>
-                <w:sz w:val="14"/>
-              </w:rPr>
-              <w:t>Capex as a share of revenue. No capital-expenditure disclosure is obtainable</w:t>
+              <w:t>Country</w:t>
+            </w:r>
+          </w:p>
+        </w:tc>
+        <w:tc>
+          <w:tcPr>
+            <w:tcW w:type="dxa" w:w="7085"/>
+          </w:tcPr>
+          <w:p>
+            <w:pPr>
+              <w:spacing w:after="20"/>
+            </w:pPr>
+            <w:r>
+              <w:rPr>
+                <w:color w:val="1C3A36"/>
+                <w:sz w:val="14"/>
+              </w:rPr>
+              <w:t>Egypt CDS-implied sovereign default spread, Damodaran January-2026, CDS column. NETTED OUT of the local risk-free rate so sovereign default risk is not charged twice. One reviewer called this a manipulation; two others cleared it explicitly, and it is Damodaran's own construction — the country premium in the ERP is DERIVED from this same spread</w:t>
             </w:r>
           </w:p>
         </w:tc>
@@ -7127,7 +7127,7 @@
                 <w:color w:val="1C3A36"/>
                 <w:sz w:val="14"/>
               </w:rPr>
-              <w:t>2026-08-06</w:t>
+              <w:t>2026-01-05</w:t>
             </w:r>
           </w:p>
         </w:tc>
@@ -7135,7 +7135,7 @@
       <w:tr>
         <w:tc>
           <w:tcPr>
-            <w:tcW w:type="dxa" w:w="432"/>
+            <w:tcW w:type="dxa" w:w="518"/>
           </w:tcPr>
           <w:p>
             <w:pPr>
@@ -7163,7 +7163,7 @@
                 <w:color w:val="1C3A36"/>
                 <w:sz w:val="14"/>
               </w:rPr>
-              <w:t>cash_growth_fy25</w:t>
+              <w:t>sov_spread_rating</w:t>
             </w:r>
           </w:p>
         </w:tc>
@@ -7180,7 +7180,7 @@
                 <w:color w:val="1C3A36"/>
                 <w:sz w:val="14"/>
               </w:rPr>
-              <w:t>1</w:t>
+              <w:t>0.0637</w:t>
             </w:r>
           </w:p>
         </w:tc>
@@ -7197,24 +7197,24 @@
                 <w:color w:val="1C3A36"/>
                 <w:sz w:val="14"/>
               </w:rPr>
-              <w:t>House</w:t>
-            </w:r>
-          </w:p>
-        </w:tc>
-        <w:tc>
-          <w:tcPr>
-            <w:tcW w:type="dxa" w:w="7171"/>
-          </w:tcPr>
-          <w:p>
-            <w:pPr>
-              <w:spacing w:after="20"/>
-            </w:pPr>
-            <w:r>
-              <w:rPr>
-                <w:color w:val="1C3A36"/>
-                <w:sz w:val="14"/>
-              </w:rPr>
-              <w:t>RETIRED in revision 2 — cash is now the reported balance, not a rolled derivation. Kept at 1.0 so nothing scales it</w:t>
+              <w:t>Country</w:t>
+            </w:r>
+          </w:p>
+        </w:tc>
+        <w:tc>
+          <w:tcPr>
+            <w:tcW w:type="dxa" w:w="7085"/>
+          </w:tcPr>
+          <w:p>
+            <w:pPr>
+              <w:spacing w:after="20"/>
+            </w:pPr>
+            <w:r>
+              <w:rPr>
+                <w:color w:val="1C3A36"/>
+                <w:sz w:val="14"/>
+              </w:rPr>
+              <w:t>Egypt RATING-implied sovereign default spread, Damodaran January-2026, rating column. Published as the alternative basis to the adopted CDS one, never mixed with it: the spread netted out of the risk-free rate and the spread added back through the premium must be the SAME basis or the sovereign is counted one and a half times</w:t>
             </w:r>
           </w:p>
         </w:tc>
@@ -7231,7 +7231,7 @@
                 <w:color w:val="1C3A36"/>
                 <w:sz w:val="14"/>
               </w:rPr>
-              <w:t>2026-08-06</w:t>
+              <w:t>2026-01-05</w:t>
             </w:r>
           </w:p>
         </w:tc>
@@ -7239,7 +7239,7 @@
       <w:tr>
         <w:tc>
           <w:tcPr>
-            <w:tcW w:type="dxa" w:w="432"/>
+            <w:tcW w:type="dxa" w:w="518"/>
           </w:tcPr>
           <w:p>
             <w:pPr>
@@ -7267,7 +7267,7 @@
                 <w:color w:val="1C3A36"/>
                 <w:sz w:val="14"/>
               </w:rPr>
-              <w:t>cash_yield</w:t>
+              <w:t>tax_stat</w:t>
             </w:r>
           </w:p>
         </w:tc>
@@ -7284,7 +7284,7 @@
                 <w:color w:val="1C3A36"/>
                 <w:sz w:val="14"/>
               </w:rPr>
-              <w:t>0.19, 0.17, 0.15, 0.135, 0.125</w:t>
+              <w:t>0.225</w:t>
             </w:r>
           </w:p>
         </w:tc>
@@ -7301,24 +7301,24 @@
                 <w:color w:val="1C3A36"/>
                 <w:sz w:val="14"/>
               </w:rPr>
-              <w:t>House</w:t>
-            </w:r>
-          </w:p>
-        </w:tc>
-        <w:tc>
-          <w:tcPr>
-            <w:tcW w:type="dxa" w:w="7171"/>
-          </w:tcPr>
-          <w:p>
-            <w:pPr>
-              <w:spacing w:after="20"/>
-            </w:pPr>
-            <w:r>
-              <w:rPr>
-                <w:color w:val="1C3A36"/>
-                <w:sz w:val="14"/>
-              </w:rPr>
-              <w:t>Yield earned on cash</w:t>
+              <w:t>Country</w:t>
+            </w:r>
+          </w:p>
+        </w:tc>
+        <w:tc>
+          <w:tcPr>
+            <w:tcW w:type="dxa" w:w="7085"/>
+          </w:tcPr>
+          <w:p>
+            <w:pPr>
+              <w:spacing w:after="20"/>
+            </w:pPr>
+            <w:r>
+              <w:rPr>
+                <w:color w:val="1C3A36"/>
+                <w:sz w:val="14"/>
+              </w:rPr>
+              <w:t>Egypt statutory corporate income tax</w:t>
             </w:r>
           </w:p>
         </w:tc>
@@ -7335,7 +7335,7 @@
                 <w:color w:val="1C3A36"/>
                 <w:sz w:val="14"/>
               </w:rPr>
-              <w:t>2026-08-06</w:t>
+              <w:t>2026</w:t>
             </w:r>
           </w:p>
         </w:tc>
@@ -7343,7 +7343,7 @@
       <w:tr>
         <w:tc>
           <w:tcPr>
-            <w:tcW w:type="dxa" w:w="432"/>
+            <w:tcW w:type="dxa" w:w="518"/>
           </w:tcPr>
           <w:p>
             <w:pPr>
@@ -7371,7 +7371,7 @@
                 <w:color w:val="1C3A36"/>
                 <w:sz w:val="14"/>
               </w:rPr>
-              <w:t>cash_yield_fy25</w:t>
+              <w:t>beta</w:t>
             </w:r>
           </w:p>
         </w:tc>
@@ -7388,7 +7388,7 @@
                 <w:color w:val="1C3A36"/>
                 <w:sz w:val="14"/>
               </w:rPr>
-              <w:t>0.21</w:t>
+              <w:t>1</w:t>
             </w:r>
           </w:p>
         </w:tc>
@@ -7411,18 +7411,18 @@
         </w:tc>
         <w:tc>
           <w:tcPr>
-            <w:tcW w:type="dxa" w:w="7171"/>
-          </w:tcPr>
-          <w:p>
-            <w:pPr>
-              <w:spacing w:after="20"/>
-            </w:pPr>
-            <w:r>
-              <w:rPr>
-                <w:color w:val="1C3A36"/>
-                <w:sz w:val="14"/>
-              </w:rPr>
-              <w:t>Yield earned on cash through FY2025</w:t>
+            <w:tcW w:type="dxa" w:w="7085"/>
+          </w:tcPr>
+          <w:p>
+            <w:pPr>
+              <w:spacing w:after="20"/>
+            </w:pPr>
+            <w:r>
+              <w:rPr>
+                <w:color w:val="1C3A36"/>
+                <w:sz w:val="14"/>
+              </w:rPr>
+              <w:t>Adopted beta. The own-stock regression FAILS the usability gate (R-squared 0.038 against a 0.05 floor) though n=256 and SE 0.153 both pass. The lead-lag corrected estimate is 0.837 and its 90% interval contains 1.00. Rounding up to 1.00 COSTS 1.84% of the central; that price is now stated rather than left implicit</w:t>
             </w:r>
           </w:p>
         </w:tc>
@@ -7447,7 +7447,7 @@
       <w:tr>
         <w:tc>
           <w:tcPr>
-            <w:tcW w:type="dxa" w:w="432"/>
+            <w:tcW w:type="dxa" w:w="518"/>
           </w:tcPr>
           <w:p>
             <w:pPr>
@@ -7475,7 +7475,7 @@
                 <w:color w:val="1C3A36"/>
                 <w:sz w:val="14"/>
               </w:rPr>
-              <w:t>distribution_egp_t</w:t>
+              <w:t>capex_pct</w:t>
             </w:r>
           </w:p>
         </w:tc>
@@ -7492,7 +7492,7 @@
                 <w:color w:val="1C3A36"/>
                 <w:sz w:val="14"/>
               </w:rPr>
-              <w:t>250</w:t>
+              <w:t>0.05, 0.048, 0.047, 0.046, 0.045</w:t>
             </w:r>
           </w:p>
         </w:tc>
@@ -7515,18 +7515,18 @@
         </w:tc>
         <w:tc>
           <w:tcPr>
-            <w:tcW w:type="dxa" w:w="7171"/>
-          </w:tcPr>
-          <w:p>
-            <w:pPr>
-              <w:spacing w:after="20"/>
-            </w:pPr>
-            <w:r>
-              <w:rPr>
-                <w:color w:val="1C3A36"/>
-                <w:sz w:val="14"/>
-              </w:rPr>
-              <w:t>Outbound freight and selling per tonne, set above a typical Egyptian plant because El Hassana is distant from the Cairo and Delta demand centres</w:t>
+            <w:tcW w:type="dxa" w:w="7085"/>
+          </w:tcPr>
+          <w:p>
+            <w:pPr>
+              <w:spacing w:after="20"/>
+            </w:pPr>
+            <w:r>
+              <w:rPr>
+                <w:color w:val="1C3A36"/>
+                <w:sz w:val="14"/>
+              </w:rPr>
+              <w:t>Capex as a share of revenue. No capital-expenditure disclosure is obtainable</w:t>
             </w:r>
           </w:p>
         </w:tc>
@@ -7551,7 +7551,7 @@
       <w:tr>
         <w:tc>
           <w:tcPr>
-            <w:tcW w:type="dxa" w:w="432"/>
+            <w:tcW w:type="dxa" w:w="518"/>
           </w:tcPr>
           <w:p>
             <w:pPr>
@@ -7579,7 +7579,7 @@
                 <w:color w:val="1C3A36"/>
                 <w:sz w:val="14"/>
               </w:rPr>
-              <w:t>dna_pct</w:t>
+              <w:t>cash_growth_fy25</w:t>
             </w:r>
           </w:p>
         </w:tc>
@@ -7596,7 +7596,7 @@
                 <w:color w:val="1C3A36"/>
                 <w:sz w:val="14"/>
               </w:rPr>
-              <w:t>0.046, 0.045, 0.044, 0.043, 0.042</w:t>
+              <w:t>1</w:t>
             </w:r>
           </w:p>
         </w:tc>
@@ -7619,18 +7619,18 @@
         </w:tc>
         <w:tc>
           <w:tcPr>
-            <w:tcW w:type="dxa" w:w="7171"/>
-          </w:tcPr>
-          <w:p>
-            <w:pPr>
-              <w:spacing w:after="20"/>
-            </w:pPr>
-            <w:r>
-              <w:rPr>
-                <w:color w:val="1C3A36"/>
-                <w:sz w:val="14"/>
-              </w:rPr>
-              <w:t>D&amp;A as a share of revenue</w:t>
+            <w:tcW w:type="dxa" w:w="7085"/>
+          </w:tcPr>
+          <w:p>
+            <w:pPr>
+              <w:spacing w:after="20"/>
+            </w:pPr>
+            <w:r>
+              <w:rPr>
+                <w:color w:val="1C3A36"/>
+                <w:sz w:val="14"/>
+              </w:rPr>
+              <w:t>RETIRED in revision 2 — cash is now the reported balance, not a rolled derivation. Kept at 1.0 so nothing scales it</w:t>
             </w:r>
           </w:p>
         </w:tc>
@@ -7655,7 +7655,7 @@
       <w:tr>
         <w:tc>
           <w:tcPr>
-            <w:tcW w:type="dxa" w:w="432"/>
+            <w:tcW w:type="dxa" w:w="518"/>
           </w:tcPr>
           <w:p>
             <w:pPr>
@@ -7683,7 +7683,7 @@
                 <w:color w:val="1C3A36"/>
                 <w:sz w:val="14"/>
               </w:rPr>
-              <w:t>erp_term</w:t>
+              <w:t>cash_yield</w:t>
             </w:r>
           </w:p>
         </w:tc>
@@ -7700,7 +7700,7 @@
                 <w:color w:val="1C3A36"/>
                 <w:sz w:val="14"/>
               </w:rPr>
-              <w:t>0.07</w:t>
+              <w:t>0.19, 0.17, 0.15, 0.135, 0.125</w:t>
             </w:r>
           </w:p>
         </w:tc>
@@ -7723,18 +7723,18 @@
         </w:tc>
         <w:tc>
           <w:tcPr>
-            <w:tcW w:type="dxa" w:w="7171"/>
-          </w:tcPr>
-          <w:p>
-            <w:pPr>
-              <w:spacing w:after="20"/>
-            </w:pPr>
-            <w:r>
-              <w:rPr>
-                <w:color w:val="1C3A36"/>
-                <w:sz w:val="14"/>
-              </w:rPr>
-              <w:t>Terminal equity risk premium, normalised below the crisis level</w:t>
+            <w:tcW w:type="dxa" w:w="7085"/>
+          </w:tcPr>
+          <w:p>
+            <w:pPr>
+              <w:spacing w:after="20"/>
+            </w:pPr>
+            <w:r>
+              <w:rPr>
+                <w:color w:val="1C3A36"/>
+                <w:sz w:val="14"/>
+              </w:rPr>
+              <w:t>Yield earned on cash</w:t>
             </w:r>
           </w:p>
         </w:tc>
@@ -7759,7 +7759,7 @@
       <w:tr>
         <w:tc>
           <w:tcPr>
-            <w:tcW w:type="dxa" w:w="432"/>
+            <w:tcW w:type="dxa" w:w="518"/>
           </w:tcPr>
           <w:p>
             <w:pPr>
@@ -7787,7 +7787,7 @@
                 <w:color w:val="1C3A36"/>
                 <w:sz w:val="14"/>
               </w:rPr>
-              <w:t>ev_ebitda_just</w:t>
+              <w:t>cash_yield_fy25</w:t>
             </w:r>
           </w:p>
         </w:tc>
@@ -7804,7 +7804,7 @@
                 <w:color w:val="1C3A36"/>
                 <w:sz w:val="14"/>
               </w:rPr>
-              <w:t>4.2</w:t>
+              <w:t>0.21</w:t>
             </w:r>
           </w:p>
         </w:tc>
@@ -7827,18 +7827,18 @@
         </w:tc>
         <w:tc>
           <w:tcPr>
-            <w:tcW w:type="dxa" w:w="7171"/>
-          </w:tcPr>
-          <w:p>
-            <w:pPr>
-              <w:spacing w:after="20"/>
-            </w:pPr>
-            <w:r>
-              <w:rPr>
-                <w:color w:val="1C3A36"/>
-                <w:sz w:val="14"/>
-              </w:rPr>
-              <w:t>Justified EV/EBITDA. Revision 1 used 5.0x anchored on a peer quoted at 5.03x. That anchor does not reproduce: the peer's own market capitalisation over profit gives 3.48x, not the 6.44x printed beside it, and the implied EBITDA margin would be 68% for a cement company. 4.2x is struck between the reproducible peer earnings multiple and the asserted EBITDA multiple, and is disclosed as weakly anchored</w:t>
+            <w:tcW w:type="dxa" w:w="7085"/>
+          </w:tcPr>
+          <w:p>
+            <w:pPr>
+              <w:spacing w:after="20"/>
+            </w:pPr>
+            <w:r>
+              <w:rPr>
+                <w:color w:val="1C3A36"/>
+                <w:sz w:val="14"/>
+              </w:rPr>
+              <w:t>Yield earned on cash through FY2025</w:t>
             </w:r>
           </w:p>
         </w:tc>
@@ -7863,7 +7863,7 @@
       <w:tr>
         <w:tc>
           <w:tcPr>
-            <w:tcW w:type="dxa" w:w="432"/>
+            <w:tcW w:type="dxa" w:w="518"/>
           </w:tcPr>
           <w:p>
             <w:pPr>
@@ -7891,7 +7891,7 @@
                 <w:color w:val="1C3A36"/>
                 <w:sz w:val="14"/>
               </w:rPr>
-              <w:t>ev_t_just</w:t>
+              <w:t>distribution_egp_t</w:t>
             </w:r>
           </w:p>
         </w:tc>
@@ -7908,7 +7908,7 @@
                 <w:color w:val="1C3A36"/>
                 <w:sz w:val="14"/>
               </w:rPr>
-              <w:t>95</w:t>
+              <w:t>250</w:t>
             </w:r>
           </w:p>
         </w:tc>
@@ -7931,18 +7931,18 @@
         </w:tc>
         <w:tc>
           <w:tcPr>
-            <w:tcW w:type="dxa" w:w="7171"/>
-          </w:tcPr>
-          <w:p>
-            <w:pPr>
-              <w:spacing w:after="20"/>
-            </w:pPr>
-            <w:r>
-              <w:rPr>
-                <w:color w:val="1C3A36"/>
-                <w:sz w:val="14"/>
-              </w:rPr>
-              <w:t>Justified enterprise value per annual tonne of cement capacity</w:t>
+            <w:tcW w:type="dxa" w:w="7085"/>
+          </w:tcPr>
+          <w:p>
+            <w:pPr>
+              <w:spacing w:after="20"/>
+            </w:pPr>
+            <w:r>
+              <w:rPr>
+                <w:color w:val="1C3A36"/>
+                <w:sz w:val="14"/>
+              </w:rPr>
+              <w:t>Outbound freight and selling per tonne, set above a typical Egyptian plant because El Hassana is distant from the Cairo and Delta demand centres</w:t>
             </w:r>
           </w:p>
         </w:tc>
@@ -7967,7 +7967,7 @@
       <w:tr>
         <w:tc>
           <w:tcPr>
-            <w:tcW w:type="dxa" w:w="432"/>
+            <w:tcW w:type="dxa" w:w="518"/>
           </w:tcPr>
           <w:p>
             <w:pPr>
@@ -7995,7 +7995,7 @@
                 <w:color w:val="1C3A36"/>
                 <w:sz w:val="14"/>
               </w:rPr>
-              <w:t>fixed_usd_t_capacity</w:t>
+              <w:t>dna_pct</w:t>
             </w:r>
           </w:p>
         </w:tc>
@@ -8012,7 +8012,7 @@
                 <w:color w:val="1C3A36"/>
                 <w:sz w:val="14"/>
               </w:rPr>
-              <w:t>14.6</w:t>
+              <w:t>0.046, 0.045, 0.044, 0.043, 0.042</w:t>
             </w:r>
           </w:p>
         </w:tc>
@@ -8035,18 +8035,18 @@
         </w:tc>
         <w:tc>
           <w:tcPr>
-            <w:tcW w:type="dxa" w:w="7171"/>
-          </w:tcPr>
-          <w:p>
-            <w:pPr>
-              <w:spacing w:after="20"/>
-            </w:pPr>
-            <w:r>
-              <w:rPr>
-                <w:color w:val="1C3A36"/>
-                <w:sz w:val="14"/>
-              </w:rPr>
-              <w:t>Fixed cash cost per tonne of INSTALLED capacity so it does not vanish when volume falls. Industry band USD 10-20/t. 14.60 is the level the FY2025 reconciliation implies against an independently built variable stack — reported, not solved away</w:t>
+            <w:tcW w:type="dxa" w:w="7085"/>
+          </w:tcPr>
+          <w:p>
+            <w:pPr>
+              <w:spacing w:after="20"/>
+            </w:pPr>
+            <w:r>
+              <w:rPr>
+                <w:color w:val="1C3A36"/>
+                <w:sz w:val="14"/>
+              </w:rPr>
+              <w:t>D&amp;A as a share of revenue</w:t>
             </w:r>
           </w:p>
         </w:tc>
@@ -8071,7 +8071,7 @@
       <w:tr>
         <w:tc>
           <w:tcPr>
-            <w:tcW w:type="dxa" w:w="432"/>
+            <w:tcW w:type="dxa" w:w="518"/>
           </w:tcPr>
           <w:p>
             <w:pPr>
@@ -8099,7 +8099,7 @@
                 <w:color w:val="1C3A36"/>
                 <w:sz w:val="14"/>
               </w:rPr>
-              <w:t>fx_path</w:t>
+              <w:t>erp_term</w:t>
             </w:r>
           </w:p>
         </w:tc>
@@ -8116,7 +8116,7 @@
                 <w:color w:val="1C3A36"/>
                 <w:sz w:val="14"/>
               </w:rPr>
-              <w:t>49.8, 55.39, 59.96, 63.12, 65.42, 67.35</w:t>
+              <w:t>0.07</w:t>
             </w:r>
           </w:p>
         </w:tc>
@@ -8139,18 +8139,18 @@
         </w:tc>
         <w:tc>
           <w:tcPr>
-            <w:tcW w:type="dxa" w:w="7171"/>
-          </w:tcPr>
-          <w:p>
-            <w:pPr>
-              <w:spacing w:after="20"/>
-            </w:pPr>
-            <w:r>
-              <w:rPr>
-                <w:color w:val="1C3A36"/>
-                <w:sz w:val="14"/>
-              </w:rPr>
-              <w:t>USD/EGP path on RELATIVE PURCHASING-POWER PARITY against 2.5% foreign inflation, derived from this study's own domestic cost path rather than hand-set [R-MACRO-01]: the previous path slid the pound 5.4% in FY2026 while escalating domestic costs 14.0%, which is one event counted once and ignored once. Deriving it LOWERS the answer by 1.2% — a faster slide costs more on the dollar-linked materials line than it earns translating export revenue — which is the evidence that conforming to the rule is not fitting to the price. Raises the EGP cost of imported fuel AND the EGP value of export revenue</w:t>
+            <w:tcW w:type="dxa" w:w="7085"/>
+          </w:tcPr>
+          <w:p>
+            <w:pPr>
+              <w:spacing w:after="20"/>
+            </w:pPr>
+            <w:r>
+              <w:rPr>
+                <w:color w:val="1C3A36"/>
+                <w:sz w:val="14"/>
+              </w:rPr>
+              <w:t>Terminal equity risk premium, normalised below the crisis level</w:t>
             </w:r>
           </w:p>
         </w:tc>
@@ -8175,7 +8175,7 @@
       <w:tr>
         <w:tc>
           <w:tcPr>
-            <w:tcW w:type="dxa" w:w="432"/>
+            <w:tcW w:type="dxa" w:w="518"/>
           </w:tcPr>
           <w:p>
             <w:pPr>
@@ -8203,7 +8203,7 @@
                 <w:color w:val="1C3A36"/>
                 <w:sz w:val="14"/>
               </w:rPr>
-              <w:t>g_term</w:t>
+              <w:t>ev_ebitda_just</w:t>
             </w:r>
           </w:p>
         </w:tc>
@@ -8220,7 +8220,7 @@
                 <w:color w:val="1C3A36"/>
                 <w:sz w:val="14"/>
               </w:rPr>
-              <w:t>0.05</w:t>
+              <w:t>4.2</w:t>
             </w:r>
           </w:p>
         </w:tc>
@@ -8243,18 +8243,18 @@
         </w:tc>
         <w:tc>
           <w:tcPr>
-            <w:tcW w:type="dxa" w:w="7171"/>
-          </w:tcPr>
-          <w:p>
-            <w:pPr>
-              <w:spacing w:after="20"/>
-            </w:pPr>
-            <w:r>
-              <w:rPr>
-                <w:color w:val="1C3A36"/>
-                <w:sz w:val="14"/>
-              </w:rPr>
-              <w:t>Terminal growth, 5% nominal against a terminal risk-free rate embedding disinflation — approximately zero real. Held at 5% rather than raised with the inflation target: 7% would put terminal growth above the disinflation path the same model assumes</w:t>
+            <w:tcW w:type="dxa" w:w="7085"/>
+          </w:tcPr>
+          <w:p>
+            <w:pPr>
+              <w:spacing w:after="20"/>
+            </w:pPr>
+            <w:r>
+              <w:rPr>
+                <w:color w:val="1C3A36"/>
+                <w:sz w:val="14"/>
+              </w:rPr>
+              <w:t>Justified EV/EBITDA. Revision 1 used 5.0x anchored on a peer quoted at 5.03x. That anchor does not reproduce: the peer's own market capitalisation over profit gives 3.48x, not the 6.44x printed beside it, and the implied EBITDA margin would be 68% for a cement company. 4.2x is struck between the reproducible peer earnings multiple and the asserted EBITDA multiple, and is disclosed as weakly anchored</w:t>
             </w:r>
           </w:p>
         </w:tc>
@@ -8279,7 +8279,7 @@
       <w:tr>
         <w:tc>
           <w:tcPr>
-            <w:tcW w:type="dxa" w:w="432"/>
+            <w:tcW w:type="dxa" w:w="518"/>
           </w:tcPr>
           <w:p>
             <w:pPr>
@@ -8307,7 +8307,7 @@
                 <w:color w:val="1C3A36"/>
                 <w:sz w:val="14"/>
               </w:rPr>
-              <w:t>kd</w:t>
+              <w:t>ev_t_just</w:t>
             </w:r>
           </w:p>
         </w:tc>
@@ -8324,7 +8324,7 @@
                 <w:color w:val="1C3A36"/>
                 <w:sz w:val="14"/>
               </w:rPr>
-              <w:t>0.215</w:t>
+              <w:t>95</w:t>
             </w:r>
           </w:p>
         </w:tc>
@@ -8347,18 +8347,18 @@
         </w:tc>
         <w:tc>
           <w:tcPr>
-            <w:tcW w:type="dxa" w:w="7171"/>
-          </w:tcPr>
-          <w:p>
-            <w:pPr>
-              <w:spacing w:after="20"/>
-            </w:pPr>
-            <w:r>
-              <w:rPr>
-                <w:color w:val="1C3A36"/>
-                <w:sz w:val="14"/>
-              </w:rPr>
-              <w:t>Marginal pre-tax cost of debt. Debt is 0.18% of capital, so a +/-700bp error moves the WACC by under 2bp</w:t>
+            <w:tcW w:type="dxa" w:w="7085"/>
+          </w:tcPr>
+          <w:p>
+            <w:pPr>
+              <w:spacing w:after="20"/>
+            </w:pPr>
+            <w:r>
+              <w:rPr>
+                <w:color w:val="1C3A36"/>
+                <w:sz w:val="14"/>
+              </w:rPr>
+              <w:t>Justified enterprise value per annual tonne of cement capacity</w:t>
             </w:r>
           </w:p>
         </w:tc>
@@ -8383,7 +8383,7 @@
       <w:tr>
         <w:tc>
           <w:tcPr>
-            <w:tcW w:type="dxa" w:w="432"/>
+            <w:tcW w:type="dxa" w:w="518"/>
           </w:tcPr>
           <w:p>
             <w:pPr>
@@ -8411,7 +8411,7 @@
                 <w:color w:val="1C3A36"/>
                 <w:sz w:val="14"/>
               </w:rPr>
-              <w:t>kd_path</w:t>
+              <w:t>fixed_usd_t_capacity</w:t>
             </w:r>
           </w:p>
         </w:tc>
@@ -8428,7 +8428,7 @@
                 <w:color w:val="1C3A36"/>
                 <w:sz w:val="14"/>
               </w:rPr>
-              <w:t>0.215, 0.195, 0.18, 0.168, 0.16</w:t>
+              <w:t>14.6</w:t>
             </w:r>
           </w:p>
         </w:tc>
@@ -8451,18 +8451,18 @@
         </w:tc>
         <w:tc>
           <w:tcPr>
-            <w:tcW w:type="dxa" w:w="7171"/>
-          </w:tcPr>
-          <w:p>
-            <w:pPr>
-              <w:spacing w:after="20"/>
-            </w:pPr>
-            <w:r>
-              <w:rPr>
-                <w:color w:val="1C3A36"/>
-                <w:sz w:val="14"/>
-              </w:rPr>
-              <w:t>Cost-of-debt path; the WACC glide inherits its SHAPE from this</w:t>
+            <w:tcW w:type="dxa" w:w="7085"/>
+          </w:tcPr>
+          <w:p>
+            <w:pPr>
+              <w:spacing w:after="20"/>
+            </w:pPr>
+            <w:r>
+              <w:rPr>
+                <w:color w:val="1C3A36"/>
+                <w:sz w:val="14"/>
+              </w:rPr>
+              <w:t>Fixed cash cost per tonne of INSTALLED capacity so it does not vanish when volume falls. Industry band USD 10-20/t. 14.60 is the level the FY2025 reconciliation implies against an independently built variable stack — reported, not solved away</w:t>
             </w:r>
           </w:p>
         </w:tc>
@@ -8487,7 +8487,7 @@
       <w:tr>
         <w:tc>
           <w:tcPr>
-            <w:tcW w:type="dxa" w:w="432"/>
+            <w:tcW w:type="dxa" w:w="518"/>
           </w:tcPr>
           <w:p>
             <w:pPr>
@@ -8515,7 +8515,7 @@
                 <w:color w:val="1C3A36"/>
                 <w:sz w:val="14"/>
               </w:rPr>
-              <w:t>kd_term</w:t>
+              <w:t>kd</w:t>
             </w:r>
           </w:p>
         </w:tc>
@@ -8532,7 +8532,7 @@
                 <w:color w:val="1C3A36"/>
                 <w:sz w:val="14"/>
               </w:rPr>
-              <w:t>0.15</w:t>
+              <w:t>0.25</w:t>
             </w:r>
           </w:p>
         </w:tc>
@@ -8555,18 +8555,18 @@
         </w:tc>
         <w:tc>
           <w:tcPr>
-            <w:tcW w:type="dxa" w:w="7171"/>
-          </w:tcPr>
-          <w:p>
-            <w:pPr>
-              <w:spacing w:after="20"/>
-            </w:pPr>
-            <w:r>
-              <w:rPr>
-                <w:color w:val="1C3A36"/>
-                <w:sz w:val="14"/>
-              </w:rPr>
-              <w:t>Terminal cost of debt, the Egyptian long-run corporate norm</w:t>
+            <w:tcW w:type="dxa" w:w="7085"/>
+          </w:tcPr>
+          <w:p>
+            <w:pPr>
+              <w:spacing w:after="20"/>
+            </w:pPr>
+            <w:r>
+              <w:rPr>
+                <w:color w:val="1C3A36"/>
+                <w:sz w:val="14"/>
+              </w:rPr>
+              <w:t>PLACEHOLDER — replaced below by the sovereign-plus-spread construction, because a marginal cost of debt is not a free-standing input once the sovereign it must sit above comes from the house path</w:t>
             </w:r>
           </w:p>
         </w:tc>
@@ -8583,7 +8583,7 @@
                 <w:color w:val="1C3A36"/>
                 <w:sz w:val="14"/>
               </w:rPr>
-              <w:t>2026-08-06</w:t>
+              <w:t>2026-09-04</w:t>
             </w:r>
           </w:p>
         </w:tc>
@@ -8591,7 +8591,7 @@
       <w:tr>
         <w:tc>
           <w:tcPr>
-            <w:tcW w:type="dxa" w:w="432"/>
+            <w:tcW w:type="dxa" w:w="518"/>
           </w:tcPr>
           <w:p>
             <w:pPr>
@@ -8619,7 +8619,7 @@
                 <w:color w:val="1C3A36"/>
                 <w:sz w:val="14"/>
               </w:rPr>
-              <w:t>kiln_util</w:t>
+              <w:t>kd_path</w:t>
             </w:r>
           </w:p>
         </w:tc>
@@ -8636,7 +8636,7 @@
                 <w:color w:val="1C3A36"/>
                 <w:sz w:val="14"/>
               </w:rPr>
-              <w:t>0.71, 0.717, 0.735, 0.753, 0.772, 0.791</w:t>
+              <w:t>0.25, 0.2143, 0.1857, 0.1643, 0.15</w:t>
             </w:r>
           </w:p>
         </w:tc>
@@ -8659,18 +8659,18 @@
         </w:tc>
         <w:tc>
           <w:tcPr>
-            <w:tcW w:type="dxa" w:w="7171"/>
-          </w:tcPr>
-          <w:p>
-            <w:pPr>
-              <w:spacing w:after="20"/>
-            </w:pPr>
-            <w:r>
-              <w:rPr>
-                <w:color w:val="1C3A36"/>
-                <w:sz w:val="14"/>
-              </w:rPr>
-              <w:t>Kiln utilisation FY2025A then FY2026E-FY2030E</w:t>
+            <w:tcW w:type="dxa" w:w="7085"/>
+          </w:tcPr>
+          <w:p>
+            <w:pPr>
+              <w:spacing w:after="20"/>
+            </w:pPr>
+            <w:r>
+              <w:rPr>
+                <w:color w:val="1C3A36"/>
+                <w:sz w:val="14"/>
+              </w:rPr>
+              <w:t>Cost-of-debt path; WACC glide inherits its SHAPE from this</w:t>
             </w:r>
           </w:p>
         </w:tc>
@@ -8695,7 +8695,7 @@
       <w:tr>
         <w:tc>
           <w:tcPr>
-            <w:tcW w:type="dxa" w:w="432"/>
+            <w:tcW w:type="dxa" w:w="518"/>
           </w:tcPr>
           <w:p>
             <w:pPr>
@@ -8723,7 +8723,7 @@
                 <w:color w:val="1C3A36"/>
                 <w:sz w:val="14"/>
               </w:rPr>
-              <w:t>materials_usd_share</w:t>
+              <w:t>kd_spread</w:t>
             </w:r>
           </w:p>
         </w:tc>
@@ -8740,7 +8740,7 @@
                 <w:color w:val="1C3A36"/>
                 <w:sz w:val="14"/>
               </w:rPr>
-              <w:t>0.484</w:t>
+              <w:t>0.02</w:t>
             </w:r>
           </w:p>
         </w:tc>
@@ -8763,18 +8763,18 @@
         </w:tc>
         <w:tc>
           <w:tcPr>
-            <w:tcW w:type="dxa" w:w="7171"/>
-          </w:tcPr>
-          <w:p>
-            <w:pPr>
-              <w:spacing w:after="20"/>
-            </w:pPr>
-            <w:r>
-              <w:rPr>
-                <w:color w:val="1C3A36"/>
-                <w:sz w:val="14"/>
-              </w:rPr>
-              <w:t>The dollar-linked share of the materials line. THE FILING DOES NOT SPLIT IT, so this is an ESTIMATE and is flagged as one: it is the fuel share of revision 2's own four-part stack (458.0 of 946.5 per tonne), which is the only evidenced split available. The rest escalates on the domestic cost path. Sensitised in section 6</w:t>
+            <w:tcW w:type="dxa" w:w="7085"/>
+          </w:tcPr>
+          <w:p>
+            <w:pPr>
+              <w:spacing w:after="20"/>
+            </w:pPr>
+            <w:r>
+              <w:rPr>
+                <w:color w:val="1C3A36"/>
+                <w:sz w:val="14"/>
+              </w:rPr>
+              <w:t>Corporate credit spread over the local sovereign. THE ADOPTED COST OF DEBT IS THE SOVEREIGN PLUS THIS, and the sovereign comes from the house path, so the two cannot disagree. Revision 3 typed 21.50% against a sovereign of 22.31% IN THE SAME FILE — 81bp BELOW the government that taxes it, which outright and which the gate found the hour this record was first committed. The audited statements disclose no rate on the EGP %s of borrowings, so the construction the protocol asks for is sovereign plus spread; 200bp is a STATED judgement and its price is 1 basis point of weighted cost of capital, because the book is 0.5%% of the capital structure</w:t>
             </w:r>
           </w:p>
         </w:tc>
@@ -8791,7 +8791,7 @@
                 <w:color w:val="1C3A36"/>
                 <w:sz w:val="14"/>
               </w:rPr>
-              <w:t>2026-08-06</w:t>
+              <w:t>2026-09-04</w:t>
             </w:r>
           </w:p>
         </w:tc>
@@ -8799,7 +8799,7 @@
       <w:tr>
         <w:tc>
           <w:tcPr>
-            <w:tcW w:type="dxa" w:w="432"/>
+            <w:tcW w:type="dxa" w:w="518"/>
           </w:tcPr>
           <w:p>
             <w:pPr>
@@ -8827,7 +8827,7 @@
                 <w:color w:val="1C3A36"/>
                 <w:sz w:val="14"/>
               </w:rPr>
-              <w:t>nci</w:t>
+              <w:t>kd_term</w:t>
             </w:r>
           </w:p>
         </w:tc>
@@ -8844,7 +8844,7 @@
                 <w:color w:val="1C3A36"/>
                 <w:sz w:val="14"/>
               </w:rPr>
-              <w:t>120</w:t>
+              <w:t>0.15</w:t>
             </w:r>
           </w:p>
         </w:tc>
@@ -8867,18 +8867,18 @@
         </w:tc>
         <w:tc>
           <w:tcPr>
-            <w:tcW w:type="dxa" w:w="7171"/>
-          </w:tcPr>
-          <w:p>
-            <w:pPr>
-              <w:spacing w:after="20"/>
-            </w:pPr>
-            <w:r>
-              <w:rPr>
-                <w:color w:val="1C3A36"/>
-                <w:sz w:val="14"/>
-              </w:rPr>
-              <w:t>Non-controlling interests deducted in the bridge. Revision 1 omitted them. One reviewer proposed 2,008 (15% of enterprise value) but derived it from nothing; the disclosed evidence — FY2023 group loss 121.42 against an attributable loss of ~117, and FY2024 attributable EPS 23.13 against group profit 3,070 — puts the minority share of profit BELOW 1%. Set at 120 and sensitised</w:t>
+            <w:tcW w:type="dxa" w:w="7085"/>
+          </w:tcPr>
+          <w:p>
+            <w:pPr>
+              <w:spacing w:after="20"/>
+            </w:pPr>
+            <w:r>
+              <w:rPr>
+                <w:color w:val="1C3A36"/>
+                <w:sz w:val="14"/>
+              </w:rPr>
+              <w:t>Terminal cost of debt, the Egyptian long-run corporate norm</w:t>
             </w:r>
           </w:p>
         </w:tc>
@@ -8903,7 +8903,7 @@
       <w:tr>
         <w:tc>
           <w:tcPr>
-            <w:tcW w:type="dxa" w:w="432"/>
+            <w:tcW w:type="dxa" w:w="518"/>
           </w:tcPr>
           <w:p>
             <w:pPr>
@@ -8931,7 +8931,7 @@
                 <w:color w:val="1C3A36"/>
                 <w:sz w:val="14"/>
               </w:rPr>
-              <w:t>norm_mgn</w:t>
+              <w:t>kiln_util</w:t>
             </w:r>
           </w:p>
         </w:tc>
@@ -8948,7 +8948,7 @@
                 <w:color w:val="1C3A36"/>
                 <w:sz w:val="14"/>
               </w:rPr>
-              <w:t>0.278</w:t>
+              <w:t>0.71, 0.717, 0.735, 0.753, 0.772, 0.791</w:t>
             </w:r>
           </w:p>
         </w:tc>
@@ -8971,18 +8971,18 @@
         </w:tc>
         <w:tc>
           <w:tcPr>
-            <w:tcW w:type="dxa" w:w="7171"/>
-          </w:tcPr>
-          <w:p>
-            <w:pPr>
-              <w:spacing w:after="20"/>
-            </w:pPr>
-            <w:r>
-              <w:rPr>
-                <w:color w:val="1C3A36"/>
-                <w:sz w:val="14"/>
-              </w:rPr>
-              <w:t>Mid-cycle EBITDA margin: the midpoint of the FY2024 outturn (24.8%) and the corrected FY2025 peak (30.9%). Revision 1 struck 26.5% off an FY2025 margin understated by the statutory-rate error</w:t>
+            <w:tcW w:type="dxa" w:w="7085"/>
+          </w:tcPr>
+          <w:p>
+            <w:pPr>
+              <w:spacing w:after="20"/>
+            </w:pPr>
+            <w:r>
+              <w:rPr>
+                <w:color w:val="1C3A36"/>
+                <w:sz w:val="14"/>
+              </w:rPr>
+              <w:t>Kiln utilisation FY2025A then FY2026E-FY2030E</w:t>
             </w:r>
           </w:p>
         </w:tc>
@@ -9007,7 +9007,7 @@
       <w:tr>
         <w:tc>
           <w:tcPr>
-            <w:tcW w:type="dxa" w:w="432"/>
+            <w:tcW w:type="dxa" w:w="518"/>
           </w:tcPr>
           <w:p>
             <w:pPr>
@@ -9035,7 +9035,7 @@
                 <w:color w:val="1C3A36"/>
                 <w:sz w:val="14"/>
               </w:rPr>
-              <w:t>norm_rev_haircut</w:t>
+              <w:t>materials_usd_share</w:t>
             </w:r>
           </w:p>
         </w:tc>
@@ -9052,7 +9052,7 @@
                 <w:color w:val="1C3A36"/>
                 <w:sz w:val="14"/>
               </w:rPr>
-              <w:t>0.92</w:t>
+              <w:t>0.484</w:t>
             </w:r>
           </w:p>
         </w:tc>
@@ -9075,18 +9075,18 @@
         </w:tc>
         <w:tc>
           <w:tcPr>
-            <w:tcW w:type="dxa" w:w="7171"/>
-          </w:tcPr>
-          <w:p>
-            <w:pPr>
-              <w:spacing w:after="20"/>
-            </w:pPr>
-            <w:r>
-              <w:rPr>
-                <w:color w:val="1C3A36"/>
-                <w:sz w:val="14"/>
-              </w:rPr>
-              <w:t>Haircut to the FY2025 revenue base for the normalised lens. Revision 1 applied a mid-cycle MARGIN to a PEAK revenue base — half a normalisation, in the lens whose stated purpose is refusing to capitalise a peak</w:t>
+            <w:tcW w:type="dxa" w:w="7085"/>
+          </w:tcPr>
+          <w:p>
+            <w:pPr>
+              <w:spacing w:after="20"/>
+            </w:pPr>
+            <w:r>
+              <w:rPr>
+                <w:color w:val="1C3A36"/>
+                <w:sz w:val="14"/>
+              </w:rPr>
+              <w:t>The dollar-linked share of the materials line. THE FILING DOES NOT SPLIT IT, so this is an ESTIMATE and is flagged as one: it is the fuel share of revision 2's own four-part stack (458.0 of 946.5 per tonne), which is the only evidenced split available. The rest escalates on the domestic cost path. Sensitised in section 6</w:t>
             </w:r>
           </w:p>
         </w:tc>
@@ -9111,7 +9111,7 @@
       <w:tr>
         <w:tc>
           <w:tcPr>
-            <w:tcW w:type="dxa" w:w="432"/>
+            <w:tcW w:type="dxa" w:w="518"/>
           </w:tcPr>
           <w:p>
             <w:pPr>
@@ -9139,7 +9139,7 @@
                 <w:color w:val="1C3A36"/>
                 <w:sz w:val="14"/>
               </w:rPr>
-              <w:t>pe_just</w:t>
+              <w:t>nci</w:t>
             </w:r>
           </w:p>
         </w:tc>
@@ -9156,7 +9156,7 @@
                 <w:color w:val="1C3A36"/>
                 <w:sz w:val="14"/>
               </w:rPr>
-              <w:t>7</w:t>
+              <w:t>120</w:t>
             </w:r>
           </w:p>
         </w:tc>
@@ -9179,18 +9179,18 @@
         </w:tc>
         <w:tc>
           <w:tcPr>
-            <w:tcW w:type="dxa" w:w="7171"/>
-          </w:tcPr>
-          <w:p>
-            <w:pPr>
-              <w:spacing w:after="20"/>
-            </w:pPr>
-            <w:r>
-              <w:rPr>
-                <w:color w:val="1C3A36"/>
-                <w:sz w:val="14"/>
-              </w:rPr>
-              <w:t>Justified price/earnings on normalised OPERATING earnings</w:t>
+            <w:tcW w:type="dxa" w:w="7085"/>
+          </w:tcPr>
+          <w:p>
+            <w:pPr>
+              <w:spacing w:after="20"/>
+            </w:pPr>
+            <w:r>
+              <w:rPr>
+                <w:color w:val="1C3A36"/>
+                <w:sz w:val="14"/>
+              </w:rPr>
+              <w:t>Non-controlling interests deducted in the bridge. Revision 1 omitted them. One reviewer proposed 2,008 (15% of enterprise value) but derived it from nothing; disclosed evidence — FY2023 group loss 121.42 against an attributable loss of ~117, and FY2024 attributable EPS 23.13 against group profit 3,070 — puts the minority share of profit BELOW 1%. Set at 120 and sensitised</w:t>
             </w:r>
           </w:p>
         </w:tc>
@@ -9215,7 +9215,7 @@
       <w:tr>
         <w:tc>
           <w:tcPr>
-            <w:tcW w:type="dxa" w:w="432"/>
+            <w:tcW w:type="dxa" w:w="518"/>
           </w:tcPr>
           <w:p>
             <w:pPr>
@@ -9243,7 +9243,7 @@
                 <w:color w:val="1C3A36"/>
                 <w:sz w:val="14"/>
               </w:rPr>
-              <w:t>price_dom_egp_t</w:t>
+              <w:t>norm_mgn</w:t>
             </w:r>
           </w:p>
         </w:tc>
@@ -9260,7 +9260,7 @@
                 <w:color w:val="1C3A36"/>
                 <w:sz w:val="14"/>
               </w:rPr>
-              <w:t>3,503, 3,993, 4,431, 4,782, 5,079, 5,360</w:t>
+              <w:t>0.278</w:t>
             </w:r>
           </w:p>
         </w:tc>
@@ -9283,18 +9283,18 @@
         </w:tc>
         <w:tc>
           <w:tcPr>
-            <w:tcW w:type="dxa" w:w="7171"/>
-          </w:tcPr>
-          <w:p>
-            <w:pPr>
-              <w:spacing w:after="20"/>
-            </w:pPr>
-            <w:r>
-              <w:rPr>
-                <w:color w:val="1C3A36"/>
-                <w:sz w:val="14"/>
-              </w:rPr>
-              <w:t>Domestic realised price ex-works. FY2025 is the level the disclosed revenue implies given the volume build — 13.9% below the ~EGP 4,070/t market average, which is what an ex-works price net of freight and rebates looks like. THE REAL SPREAD PER TONNE IS THEN HELD FLAT: price escalates on the same domestic cost path the cost stack does. The previous path grew nominal prices well below the domestic cost path this same model escalates costs on, and this register described it as 'a REAL decline against CBE inflation' while sourcing no mechanism for it. [R-ANCHOR-01] refuses that mechanism on the company's own measurement: cost per unit of revenue FELL across the reviewed quarter pair and the audited year between them, where the forecast needed it to rise, and a mechanism contradicted by the filings is the assumption wearing one. The 12.6Mt of dormant Egyptian capacity queuing to restart is a real risk to price; it belongs in the bear case and the sensitivity grid, which carry it, not in the base path</w:t>
+            <w:tcW w:type="dxa" w:w="7085"/>
+          </w:tcPr>
+          <w:p>
+            <w:pPr>
+              <w:spacing w:after="20"/>
+            </w:pPr>
+            <w:r>
+              <w:rPr>
+                <w:color w:val="1C3A36"/>
+                <w:sz w:val="14"/>
+              </w:rPr>
+              <w:t>Mid-cycle EBITDA margin: the midpoint of the FY2024 outturn (24.8%) and the corrected FY2025 peak (30.9%). Revision 1 struck 26.5% off an FY2025 margin understated by the statutory-rate error</w:t>
             </w:r>
           </w:p>
         </w:tc>
@@ -9311,7 +9311,7 @@
                 <w:color w:val="1C3A36"/>
                 <w:sz w:val="14"/>
               </w:rPr>
-              <w:t>2026-09-04</w:t>
+              <w:t>2026-08-06</w:t>
             </w:r>
           </w:p>
         </w:tc>
@@ -9319,7 +9319,7 @@
       <w:tr>
         <w:tc>
           <w:tcPr>
-            <w:tcW w:type="dxa" w:w="432"/>
+            <w:tcW w:type="dxa" w:w="518"/>
           </w:tcPr>
           <w:p>
             <w:pPr>
@@ -9347,7 +9347,7 @@
                 <w:color w:val="1C3A36"/>
                 <w:sz w:val="14"/>
               </w:rPr>
-              <w:t>rf_term</w:t>
+              <w:t>norm_rev_haircut</w:t>
             </w:r>
           </w:p>
         </w:tc>
@@ -9364,7 +9364,7 @@
                 <w:color w:val="1C3A36"/>
                 <w:sz w:val="14"/>
               </w:rPr>
-              <w:t>0.125</w:t>
+              <w:t>0.92</w:t>
             </w:r>
           </w:p>
         </w:tc>
@@ -9387,18 +9387,18 @@
         </w:tc>
         <w:tc>
           <w:tcPr>
-            <w:tcW w:type="dxa" w:w="7171"/>
-          </w:tcPr>
-          <w:p>
-            <w:pPr>
-              <w:spacing w:after="20"/>
-            </w:pPr>
-            <w:r>
-              <w:rPr>
-                <w:color w:val="1C3A36"/>
-                <w:sz w:val="14"/>
-              </w:rPr>
-              <w:t>Terminal risk-free rate, norm-built from the CBE's OPERATIVE Q4-2026 inflation target of 7% plus a ~5.5pp emerging-market real-rate convention. Revision 1 used the later 5% target while its own text cited 'the 7% and then 5% targets'. REVIEWABLE CHOICE: reverting to 10.5% adds ~1.8%</w:t>
+            <w:tcW w:type="dxa" w:w="7085"/>
+          </w:tcPr>
+          <w:p>
+            <w:pPr>
+              <w:spacing w:after="20"/>
+            </w:pPr>
+            <w:r>
+              <w:rPr>
+                <w:color w:val="1C3A36"/>
+                <w:sz w:val="14"/>
+              </w:rPr>
+              <w:t>Haircut to the FY2025 revenue base for the normalised lens. Revision 1 applied a mid-cycle MARGIN to a PEAK revenue base — half a normalisation, in the lens whose stated purpose is refusing to capitalise a peak</w:t>
             </w:r>
           </w:p>
         </w:tc>
@@ -9423,7 +9423,7 @@
       <w:tr>
         <w:tc>
           <w:tcPr>
-            <w:tcW w:type="dxa" w:w="432"/>
+            <w:tcW w:type="dxa" w:w="518"/>
           </w:tcPr>
           <w:p>
             <w:pPr>
@@ -9451,7 +9451,7 @@
                 <w:color w:val="1C3A36"/>
                 <w:sz w:val="14"/>
               </w:rPr>
-              <w:t>stub_years</w:t>
+              <w:t>pe_just</w:t>
             </w:r>
           </w:p>
         </w:tc>
@@ -9468,7 +9468,7 @@
                 <w:color w:val="1C3A36"/>
                 <w:sz w:val="14"/>
               </w:rPr>
-              <w:t>0.583</w:t>
+              <w:t>7</w:t>
             </w:r>
           </w:p>
         </w:tc>
@@ -9491,18 +9491,18 @@
         </w:tc>
         <w:tc>
           <w:tcPr>
-            <w:tcW w:type="dxa" w:w="7171"/>
-          </w:tcPr>
-          <w:p>
-            <w:pPr>
-              <w:spacing w:after="20"/>
-            </w:pPr>
-            <w:r>
-              <w:rPr>
-                <w:color w:val="1C3A36"/>
-                <w:sz w:val="14"/>
-              </w:rPr>
-              <w:t>Elapsed fraction of FY2026 at the valuation date (7 months). Revision 1 discounted FY2026 a full year from a 6-Aug-2026 valuation date and added a 31-Dec-2025 cash balance</w:t>
+            <w:tcW w:type="dxa" w:w="7085"/>
+          </w:tcPr>
+          <w:p>
+            <w:pPr>
+              <w:spacing w:after="20"/>
+            </w:pPr>
+            <w:r>
+              <w:rPr>
+                <w:color w:val="1C3A36"/>
+                <w:sz w:val="14"/>
+              </w:rPr>
+              <w:t>Justified price/earnings on normalised OPERATING earnings</w:t>
             </w:r>
           </w:p>
         </w:tc>
@@ -9527,7 +9527,7 @@
       <w:tr>
         <w:tc>
           <w:tcPr>
-            <w:tcW w:type="dxa" w:w="432"/>
+            <w:tcW w:type="dxa" w:w="518"/>
           </w:tcPr>
           <w:p>
             <w:pPr>
@@ -9555,7 +9555,7 @@
                 <w:color w:val="1C3A36"/>
                 <w:sz w:val="14"/>
               </w:rPr>
-              <w:t>swcc_book</w:t>
+              <w:t>price_dom_egp_t</w:t>
             </w:r>
           </w:p>
         </w:tc>
@@ -9572,7 +9572,7 @@
                 <w:color w:val="1C3A36"/>
                 <w:sz w:val="14"/>
               </w:rPr>
-              <w:t>100</w:t>
+              <w:t>3,503, 4,063, 4,551, 4,961, 5,333, 5,706</w:t>
             </w:r>
           </w:p>
         </w:tc>
@@ -9595,18 +9595,18 @@
         </w:tc>
         <w:tc>
           <w:tcPr>
-            <w:tcW w:type="dxa" w:w="7171"/>
-          </w:tcPr>
-          <w:p>
-            <w:pPr>
-              <w:spacing w:after="20"/>
-            </w:pPr>
-            <w:r>
-              <w:rPr>
-                <w:color w:val="1C3A36"/>
-                <w:sz w:val="14"/>
-              </w:rPr>
-              <w:t>Carrying value of the 25.4% stake. Revision 1 asserted the profit bridge was 'insensitive to it within a +/-EGP 200mn range'. That was FALSE and untested: in revision 1 the chain ran book value -&gt; gain -&gt; SOLVED treasury income -&gt; cash -&gt; every lens, and a +/-200mn move was worth -4.9% to +9.8%. Revision 2 takes cash from the reported balance sheet instead, so this input now touches only the FY2024 gain/treasury split and nothing downstream</w:t>
+            <w:tcW w:type="dxa" w:w="7085"/>
+          </w:tcPr>
+          <w:p>
+            <w:pPr>
+              <w:spacing w:after="20"/>
+            </w:pPr>
+            <w:r>
+              <w:rPr>
+                <w:color w:val="1C3A36"/>
+                <w:sz w:val="14"/>
+              </w:rPr>
+              <w:t>Domestic realised price ex-works. FY2025 is the level the disclosed revenue implies given the volume build — 13.9% below the ~EGP 4,070/t market average, which is what an ex-works price net of freight and rebates looks like. THE REAL SPREAD PER TONNE IS THEN HELD FLAT: price escalates on the HOUSE inflation ladder at zero real growth, the same index the domestic cost lines carry, so the margin is an OUTPUT of the two and neither side carries an inflation number of its own. Revision 3 typed the path, and a typed nominal rate is unfalsifiable — nobody can tell whether 14.0% meant inflation plus nothing or inflation minus two. The path before that grew nominal prices well below the domestic cost path this same model escalates costs on, and the register described it as 'a REAL decline against CBE inflation' while sourcing no mechanism for it. that mechanism on the company's own measurement: cost per unit of revenue FELL across the reviewed quarter pair and the audited year between them, where the forecast needed it to rise, and a mechanism contradicted by the filings is the assumption wearing one. The 12.6Mt of dormant Egyptian capacity queuing to restart is a real risk to price; it belongs in the bear case and the sensitivity grid, which carry it, not in the base path</w:t>
             </w:r>
           </w:p>
         </w:tc>
@@ -9623,7 +9623,7 @@
                 <w:color w:val="1C3A36"/>
                 <w:sz w:val="14"/>
               </w:rPr>
-              <w:t>2026-08-06</w:t>
+              <w:t>2026-09-04</w:t>
             </w:r>
           </w:p>
         </w:tc>
@@ -9631,7 +9631,7 @@
       <w:tr>
         <w:tc>
           <w:tcPr>
-            <w:tcW w:type="dxa" w:w="432"/>
+            <w:tcW w:type="dxa" w:w="518"/>
           </w:tcPr>
           <w:p>
             <w:pPr>
@@ -9659,7 +9659,7 @@
                 <w:color w:val="1C3A36"/>
                 <w:sz w:val="14"/>
               </w:rPr>
-              <w:t>treas_fy23</w:t>
+              <w:t>rf_term</w:t>
             </w:r>
           </w:p>
         </w:tc>
@@ -9676,7 +9676,7 @@
                 <w:color w:val="1C3A36"/>
                 <w:sz w:val="14"/>
               </w:rPr>
-              <w:t>198</w:t>
+              <w:t>0.125</w:t>
             </w:r>
           </w:p>
         </w:tc>
@@ -9699,18 +9699,18 @@
         </w:tc>
         <w:tc>
           <w:tcPr>
-            <w:tcW w:type="dxa" w:w="7171"/>
-          </w:tcPr>
-          <w:p>
-            <w:pPr>
-              <w:spacing w:after="20"/>
-            </w:pPr>
-            <w:r>
-              <w:rPr>
-                <w:color w:val="1C3A36"/>
-                <w:sz w:val="14"/>
-              </w:rPr>
-              <w:t>FY2023 treasury income on its own smaller cash balance</w:t>
+            <w:tcW w:type="dxa" w:w="7085"/>
+          </w:tcPr>
+          <w:p>
+            <w:pPr>
+              <w:spacing w:after="20"/>
+            </w:pPr>
+            <w:r>
+              <w:rPr>
+                <w:color w:val="1C3A36"/>
+                <w:sz w:val="14"/>
+              </w:rPr>
+              <w:t>Terminal risk-free rate, norm-built from the CBE's OPERATIVE Q4-2026 inflation target of 7% plus a ~5.5pp emerging-market real-rate convention. Revision 1 used the later 5% target while its own text cited 'the 7% and then 5% targets'. REVIEWABLE CHOICE: reverting to 10.5% adds ~1.8%</w:t>
             </w:r>
           </w:p>
         </w:tc>
@@ -9735,7 +9735,7 @@
       <w:tr>
         <w:tc>
           <w:tcPr>
-            <w:tcW w:type="dxa" w:w="432"/>
+            <w:tcW w:type="dxa" w:w="518"/>
           </w:tcPr>
           <w:p>
             <w:pPr>
@@ -9763,7 +9763,7 @@
                 <w:color w:val="1C3A36"/>
                 <w:sz w:val="14"/>
               </w:rPr>
-              <w:t>w_asset</w:t>
+              <w:t>stub_years</w:t>
             </w:r>
           </w:p>
         </w:tc>
@@ -9780,7 +9780,7 @@
                 <w:color w:val="1C3A36"/>
                 <w:sz w:val="14"/>
               </w:rPr>
-              <w:t>0.08</w:t>
+              <w:t>0.583</w:t>
             </w:r>
           </w:p>
         </w:tc>
@@ -9803,18 +9803,18 @@
         </w:tc>
         <w:tc>
           <w:tcPr>
-            <w:tcW w:type="dxa" w:w="7171"/>
-          </w:tcPr>
-          <w:p>
-            <w:pPr>
-              <w:spacing w:after="20"/>
-            </w:pPr>
-            <w:r>
-              <w:rPr>
-                <w:color w:val="1C3A36"/>
-                <w:sz w:val="14"/>
-              </w:rPr>
-              <w:t>Weight, asset lens. Revision 1 gave it 15% while arguing in the same document that restarted lines cost 'a fraction' of new build and that the asset lens 'should not be read as a floor'. Cut to 8%. REVIEWABLE CHOICE: 15% adds ~3.6%, zero subtracts ~2.6%</w:t>
+            <w:tcW w:type="dxa" w:w="7085"/>
+          </w:tcPr>
+          <w:p>
+            <w:pPr>
+              <w:spacing w:after="20"/>
+            </w:pPr>
+            <w:r>
+              <w:rPr>
+                <w:color w:val="1C3A36"/>
+                <w:sz w:val="14"/>
+              </w:rPr>
+              <w:t>Elapsed fraction of FY2026 at the valuation date (7 months). Revision 1 discounted FY2026 a full year from a 6-Aug-2026 valuation date and added a 31-Dec-2025 cash balance</w:t>
             </w:r>
           </w:p>
         </w:tc>
@@ -9839,7 +9839,7 @@
       <w:tr>
         <w:tc>
           <w:tcPr>
-            <w:tcW w:type="dxa" w:w="432"/>
+            <w:tcW w:type="dxa" w:w="518"/>
           </w:tcPr>
           <w:p>
             <w:pPr>
@@ -9867,7 +9867,7 @@
                 <w:color w:val="1C3A36"/>
                 <w:sz w:val="14"/>
               </w:rPr>
-              <w:t>w_dcf</w:t>
+              <w:t>swcc_book</w:t>
             </w:r>
           </w:p>
         </w:tc>
@@ -9884,7 +9884,7 @@
                 <w:color w:val="1C3A36"/>
                 <w:sz w:val="14"/>
               </w:rPr>
-              <w:t>0.48</w:t>
+              <w:t>100</w:t>
             </w:r>
           </w:p>
         </w:tc>
@@ -9907,18 +9907,18 @@
         </w:tc>
         <w:tc>
           <w:tcPr>
-            <w:tcW w:type="dxa" w:w="7171"/>
-          </w:tcPr>
-          <w:p>
-            <w:pPr>
-              <w:spacing w:after="20"/>
-            </w:pPr>
-            <w:r>
-              <w:rPr>
-                <w:color w:val="1C3A36"/>
-                <w:sz w:val="14"/>
-              </w:rPr>
-              <w:t>Weight, cash-flow lens</w:t>
+            <w:tcW w:type="dxa" w:w="7085"/>
+          </w:tcPr>
+          <w:p>
+            <w:pPr>
+              <w:spacing w:after="20"/>
+            </w:pPr>
+            <w:r>
+              <w:rPr>
+                <w:color w:val="1C3A36"/>
+                <w:sz w:val="14"/>
+              </w:rPr>
+              <w:t>Carrying value of the 25.4% stake. Revision 1 asserted the profit bridge was 'insensitive to it within a +/-EGP 200mn range'. That was FALSE and untested: in revision 1 the chain ran book value -&gt; gain -&gt; SOLVED treasury income -&gt; cash -&gt; every lens, and a +/-200mn move was worth -4.9% to +9.8%. Revision 2 takes cash from the reported balance sheet instead, so this input now touches only the FY2024 gain/treasury split and nothing downstream</w:t>
             </w:r>
           </w:p>
         </w:tc>
@@ -9943,7 +9943,7 @@
       <w:tr>
         <w:tc>
           <w:tcPr>
-            <w:tcW w:type="dxa" w:w="432"/>
+            <w:tcW w:type="dxa" w:w="518"/>
           </w:tcPr>
           <w:p>
             <w:pPr>
@@ -9971,7 +9971,7 @@
                 <w:color w:val="1C3A36"/>
                 <w:sz w:val="14"/>
               </w:rPr>
-              <w:t>w_norm</w:t>
+              <w:t>treas_fy23</w:t>
             </w:r>
           </w:p>
         </w:tc>
@@ -9988,7 +9988,7 @@
                 <w:color w:val="1C3A36"/>
                 <w:sz w:val="14"/>
               </w:rPr>
-              <w:t>0.23</w:t>
+              <w:t>198</w:t>
             </w:r>
           </w:p>
         </w:tc>
@@ -10011,18 +10011,18 @@
         </w:tc>
         <w:tc>
           <w:tcPr>
-            <w:tcW w:type="dxa" w:w="7171"/>
-          </w:tcPr>
-          <w:p>
-            <w:pPr>
-              <w:spacing w:after="20"/>
-            </w:pPr>
-            <w:r>
-              <w:rPr>
-                <w:color w:val="1C3A36"/>
-                <w:sz w:val="14"/>
-              </w:rPr>
-              <w:t>Weight, normalised lens</w:t>
+            <w:tcW w:type="dxa" w:w="7085"/>
+          </w:tcPr>
+          <w:p>
+            <w:pPr>
+              <w:spacing w:after="20"/>
+            </w:pPr>
+            <w:r>
+              <w:rPr>
+                <w:color w:val="1C3A36"/>
+                <w:sz w:val="14"/>
+              </w:rPr>
+              <w:t>FY2023 treasury income on its own smaller cash balance</w:t>
             </w:r>
           </w:p>
         </w:tc>
@@ -10047,7 +10047,7 @@
       <w:tr>
         <w:tc>
           <w:tcPr>
-            <w:tcW w:type="dxa" w:w="432"/>
+            <w:tcW w:type="dxa" w:w="518"/>
           </w:tcPr>
           <w:p>
             <w:pPr>
@@ -10075,7 +10075,7 @@
                 <w:color w:val="1C3A36"/>
                 <w:sz w:val="14"/>
               </w:rPr>
-              <w:t>w_rel</w:t>
+              <w:t>w_asset</w:t>
             </w:r>
           </w:p>
         </w:tc>
@@ -10092,7 +10092,7 @@
                 <w:color w:val="1C3A36"/>
                 <w:sz w:val="14"/>
               </w:rPr>
-              <w:t>0.21</w:t>
+              <w:t>0.08</w:t>
             </w:r>
           </w:p>
         </w:tc>
@@ -10115,18 +10115,18 @@
         </w:tc>
         <w:tc>
           <w:tcPr>
-            <w:tcW w:type="dxa" w:w="7171"/>
-          </w:tcPr>
-          <w:p>
-            <w:pPr>
-              <w:spacing w:after="20"/>
-            </w:pPr>
-            <w:r>
-              <w:rPr>
-                <w:color w:val="1C3A36"/>
-                <w:sz w:val="14"/>
-              </w:rPr>
-              <w:t>Weight, relative lens</w:t>
+            <w:tcW w:type="dxa" w:w="7085"/>
+          </w:tcPr>
+          <w:p>
+            <w:pPr>
+              <w:spacing w:after="20"/>
+            </w:pPr>
+            <w:r>
+              <w:rPr>
+                <w:color w:val="1C3A36"/>
+                <w:sz w:val="14"/>
+              </w:rPr>
+              <w:t>Weight, asset lens. Revision 1 gave it 15% while arguing in the same document that restarted lines cost 'a fraction' of new build and that the asset lens 'should not be read as a floor'. Cut to 8%. REVIEWABLE CHOICE: 15% adds ~3.6%, zero subtracts ~2.6%</w:t>
             </w:r>
           </w:p>
         </w:tc>
@@ -10151,7 +10151,7 @@
       <w:tr>
         <w:tc>
           <w:tcPr>
-            <w:tcW w:type="dxa" w:w="432"/>
+            <w:tcW w:type="dxa" w:w="518"/>
           </w:tcPr>
           <w:p>
             <w:pPr>
@@ -10179,7 +10179,7 @@
                 <w:color w:val="1C3A36"/>
                 <w:sz w:val="14"/>
               </w:rPr>
-              <w:t>wc_pct_drev</w:t>
+              <w:t>w_dcf</w:t>
             </w:r>
           </w:p>
         </w:tc>
@@ -10196,7 +10196,7 @@
                 <w:color w:val="1C3A36"/>
                 <w:sz w:val="14"/>
               </w:rPr>
-              <w:t>0.08</w:t>
+              <w:t>0.48</w:t>
             </w:r>
           </w:p>
         </w:tc>
@@ -10219,18 +10219,18 @@
         </w:tc>
         <w:tc>
           <w:tcPr>
-            <w:tcW w:type="dxa" w:w="7171"/>
-          </w:tcPr>
-          <w:p>
-            <w:pPr>
-              <w:spacing w:after="20"/>
-            </w:pPr>
-            <w:r>
-              <w:rPr>
-                <w:color w:val="1C3A36"/>
-                <w:sz w:val="14"/>
-              </w:rPr>
-              <w:t>Change in working capital over change in revenue</w:t>
+            <w:tcW w:type="dxa" w:w="7085"/>
+          </w:tcPr>
+          <w:p>
+            <w:pPr>
+              <w:spacing w:after="20"/>
+            </w:pPr>
+            <w:r>
+              <w:rPr>
+                <w:color w:val="1C3A36"/>
+                <w:sz w:val="14"/>
+              </w:rPr>
+              <w:t>Weight, cash-flow lens</w:t>
             </w:r>
           </w:p>
         </w:tc>
@@ -10255,7 +10255,7 @@
       <w:tr>
         <w:tc>
           <w:tcPr>
-            <w:tcW w:type="dxa" w:w="432"/>
+            <w:tcW w:type="dxa" w:w="518"/>
           </w:tcPr>
           <w:p>
             <w:pPr>
@@ -10283,6 +10283,318 @@
                 <w:color w:val="1C3A36"/>
                 <w:sz w:val="14"/>
               </w:rPr>
+              <w:t>w_norm</w:t>
+            </w:r>
+          </w:p>
+        </w:tc>
+        <w:tc>
+          <w:tcPr>
+            <w:tcW w:type="dxa" w:w="1325"/>
+          </w:tcPr>
+          <w:p>
+            <w:pPr>
+              <w:spacing w:after="20"/>
+            </w:pPr>
+            <w:r>
+              <w:rPr>
+                <w:color w:val="1C3A36"/>
+                <w:sz w:val="14"/>
+              </w:rPr>
+              <w:t>0.23</w:t>
+            </w:r>
+          </w:p>
+        </w:tc>
+        <w:tc>
+          <w:tcPr>
+            <w:tcW w:type="dxa" w:w="1066"/>
+          </w:tcPr>
+          <w:p>
+            <w:pPr>
+              <w:spacing w:after="20"/>
+            </w:pPr>
+            <w:r>
+              <w:rPr>
+                <w:color w:val="1C3A36"/>
+                <w:sz w:val="14"/>
+              </w:rPr>
+              <w:t>House</w:t>
+            </w:r>
+          </w:p>
+        </w:tc>
+        <w:tc>
+          <w:tcPr>
+            <w:tcW w:type="dxa" w:w="7085"/>
+          </w:tcPr>
+          <w:p>
+            <w:pPr>
+              <w:spacing w:after="20"/>
+            </w:pPr>
+            <w:r>
+              <w:rPr>
+                <w:color w:val="1C3A36"/>
+                <w:sz w:val="14"/>
+              </w:rPr>
+              <w:t>Weight, normalised lens</w:t>
+            </w:r>
+          </w:p>
+        </w:tc>
+        <w:tc>
+          <w:tcPr>
+            <w:tcW w:type="dxa" w:w="1210"/>
+          </w:tcPr>
+          <w:p>
+            <w:pPr>
+              <w:spacing w:after="20"/>
+            </w:pPr>
+            <w:r>
+              <w:rPr>
+                <w:color w:val="1C3A36"/>
+                <w:sz w:val="14"/>
+              </w:rPr>
+              <w:t>2026-08-06</w:t>
+            </w:r>
+          </w:p>
+        </w:tc>
+      </w:tr>
+      <w:tr>
+        <w:tc>
+          <w:tcPr>
+            <w:tcW w:type="dxa" w:w="518"/>
+          </w:tcPr>
+          <w:p>
+            <w:pPr>
+              <w:spacing w:after="20"/>
+            </w:pPr>
+            <w:r>
+              <w:rPr>
+                <w:color w:val="1C3A36"/>
+                <w:sz w:val="14"/>
+              </w:rPr>
+              <w:t>98</w:t>
+            </w:r>
+          </w:p>
+        </w:tc>
+        <w:tc>
+          <w:tcPr>
+            <w:tcW w:type="dxa" w:w="2448"/>
+          </w:tcPr>
+          <w:p>
+            <w:pPr>
+              <w:spacing w:after="20"/>
+            </w:pPr>
+            <w:r>
+              <w:rPr>
+                <w:color w:val="1C3A36"/>
+                <w:sz w:val="14"/>
+              </w:rPr>
+              <w:t>w_rel</w:t>
+            </w:r>
+          </w:p>
+        </w:tc>
+        <w:tc>
+          <w:tcPr>
+            <w:tcW w:type="dxa" w:w="1325"/>
+          </w:tcPr>
+          <w:p>
+            <w:pPr>
+              <w:spacing w:after="20"/>
+            </w:pPr>
+            <w:r>
+              <w:rPr>
+                <w:color w:val="1C3A36"/>
+                <w:sz w:val="14"/>
+              </w:rPr>
+              <w:t>0.21</w:t>
+            </w:r>
+          </w:p>
+        </w:tc>
+        <w:tc>
+          <w:tcPr>
+            <w:tcW w:type="dxa" w:w="1066"/>
+          </w:tcPr>
+          <w:p>
+            <w:pPr>
+              <w:spacing w:after="20"/>
+            </w:pPr>
+            <w:r>
+              <w:rPr>
+                <w:color w:val="1C3A36"/>
+                <w:sz w:val="14"/>
+              </w:rPr>
+              <w:t>House</w:t>
+            </w:r>
+          </w:p>
+        </w:tc>
+        <w:tc>
+          <w:tcPr>
+            <w:tcW w:type="dxa" w:w="7085"/>
+          </w:tcPr>
+          <w:p>
+            <w:pPr>
+              <w:spacing w:after="20"/>
+            </w:pPr>
+            <w:r>
+              <w:rPr>
+                <w:color w:val="1C3A36"/>
+                <w:sz w:val="14"/>
+              </w:rPr>
+              <w:t>Weight, relative lens</w:t>
+            </w:r>
+          </w:p>
+        </w:tc>
+        <w:tc>
+          <w:tcPr>
+            <w:tcW w:type="dxa" w:w="1210"/>
+          </w:tcPr>
+          <w:p>
+            <w:pPr>
+              <w:spacing w:after="20"/>
+            </w:pPr>
+            <w:r>
+              <w:rPr>
+                <w:color w:val="1C3A36"/>
+                <w:sz w:val="14"/>
+              </w:rPr>
+              <w:t>2026-08-06</w:t>
+            </w:r>
+          </w:p>
+        </w:tc>
+      </w:tr>
+      <w:tr>
+        <w:tc>
+          <w:tcPr>
+            <w:tcW w:type="dxa" w:w="518"/>
+          </w:tcPr>
+          <w:p>
+            <w:pPr>
+              <w:spacing w:after="20"/>
+            </w:pPr>
+            <w:r>
+              <w:rPr>
+                <w:color w:val="1C3A36"/>
+                <w:sz w:val="14"/>
+              </w:rPr>
+              <w:t>99</w:t>
+            </w:r>
+          </w:p>
+        </w:tc>
+        <w:tc>
+          <w:tcPr>
+            <w:tcW w:type="dxa" w:w="2448"/>
+          </w:tcPr>
+          <w:p>
+            <w:pPr>
+              <w:spacing w:after="20"/>
+            </w:pPr>
+            <w:r>
+              <w:rPr>
+                <w:color w:val="1C3A36"/>
+                <w:sz w:val="14"/>
+              </w:rPr>
+              <w:t>wc_pct_drev</w:t>
+            </w:r>
+          </w:p>
+        </w:tc>
+        <w:tc>
+          <w:tcPr>
+            <w:tcW w:type="dxa" w:w="1325"/>
+          </w:tcPr>
+          <w:p>
+            <w:pPr>
+              <w:spacing w:after="20"/>
+            </w:pPr>
+            <w:r>
+              <w:rPr>
+                <w:color w:val="1C3A36"/>
+                <w:sz w:val="14"/>
+              </w:rPr>
+              <w:t>0.08</w:t>
+            </w:r>
+          </w:p>
+        </w:tc>
+        <w:tc>
+          <w:tcPr>
+            <w:tcW w:type="dxa" w:w="1066"/>
+          </w:tcPr>
+          <w:p>
+            <w:pPr>
+              <w:spacing w:after="20"/>
+            </w:pPr>
+            <w:r>
+              <w:rPr>
+                <w:color w:val="1C3A36"/>
+                <w:sz w:val="14"/>
+              </w:rPr>
+              <w:t>House</w:t>
+            </w:r>
+          </w:p>
+        </w:tc>
+        <w:tc>
+          <w:tcPr>
+            <w:tcW w:type="dxa" w:w="7085"/>
+          </w:tcPr>
+          <w:p>
+            <w:pPr>
+              <w:spacing w:after="20"/>
+            </w:pPr>
+            <w:r>
+              <w:rPr>
+                <w:color w:val="1C3A36"/>
+                <w:sz w:val="14"/>
+              </w:rPr>
+              <w:t>Change in working capital over change in revenue</w:t>
+            </w:r>
+          </w:p>
+        </w:tc>
+        <w:tc>
+          <w:tcPr>
+            <w:tcW w:type="dxa" w:w="1210"/>
+          </w:tcPr>
+          <w:p>
+            <w:pPr>
+              <w:spacing w:after="20"/>
+            </w:pPr>
+            <w:r>
+              <w:rPr>
+                <w:color w:val="1C3A36"/>
+                <w:sz w:val="14"/>
+              </w:rPr>
+              <w:t>2026-08-06</w:t>
+            </w:r>
+          </w:p>
+        </w:tc>
+      </w:tr>
+      <w:tr>
+        <w:tc>
+          <w:tcPr>
+            <w:tcW w:type="dxa" w:w="518"/>
+          </w:tcPr>
+          <w:p>
+            <w:pPr>
+              <w:spacing w:after="20"/>
+            </w:pPr>
+            <w:r>
+              <w:rPr>
+                <w:color w:val="1C3A36"/>
+                <w:sz w:val="14"/>
+              </w:rPr>
+              <w:t>100</w:t>
+            </w:r>
+          </w:p>
+        </w:tc>
+        <w:tc>
+          <w:tcPr>
+            <w:tcW w:type="dxa" w:w="2448"/>
+          </w:tcPr>
+          <w:p>
+            <w:pPr>
+              <w:spacing w:after="20"/>
+            </w:pPr>
+            <w:r>
+              <w:rPr>
+                <w:color w:val="1C3A36"/>
+                <w:sz w:val="14"/>
+              </w:rPr>
               <w:t>wd_term</w:t>
             </w:r>
           </w:p>
@@ -10323,7 +10635,7 @@
         </w:tc>
         <w:tc>
           <w:tcPr>
-            <w:tcW w:type="dxa" w:w="7171"/>
+            <w:tcW w:type="dxa" w:w="7085"/>
           </w:tcPr>
           <w:p>
             <w:pPr>
@@ -11967,7 +12279,7 @@
                 <w:color w:val="1C3A36"/>
                 <w:sz w:val="14"/>
               </w:rPr>
-              <w:t>Global easing cycle underway; Fed funds midpoint 3.63% (Jun-2026), which sets the backdrop against which Egypt's own 19.50% policy rate normalises</w:t>
+              <w:t>Global easing cycle underway; Fed funds midpoint 3.63% (Jun-2026), which sets the backdrop against which Egypt's own 19.00% policy rate normalises</w:t>
             </w:r>
           </w:p>
         </w:tc>
@@ -11984,7 +12296,7 @@
                 <w:color w:val="1C3A36"/>
                 <w:sz w:val="14"/>
               </w:rPr>
-              <w:t>US Federal Reserve policy history (house FED_SCHEDULE, engine/market_profiles.py)</w:t>
+              <w:t>US Federal Reserve, Federal Open Market Committee policy decisions and the published target range history</w:t>
             </w:r>
           </w:p>
         </w:tc>

--- a/engine/scem_study/SCEM_Bibliography_04-09-2026.docx
+++ b/engine/scem_study/SCEM_Bibliography_04-09-2026.docx
@@ -350,7 +350,7 @@
                 <w:color w:val="1C3A36"/>
                 <w:sz w:val="14"/>
               </w:rPr>
-              <w:t>Closing price 02-Sep-2026, from the price file the principal supplied on 3 September 2026 and committed at NO STUDY IS DELIVERED AGAINST A STALE PRICE: this edition was struck against the 06-Aug close of 79.00, and the shares have risen 27.2% in the month since. A fair value published against a month-old price is a comparison a reader cannot use, whatever the fair value is worth</w:t>
+              <w:t>Closing price 02-Sep-2026, from the price file the principal supplied on 3 September 2026 and committed at this house's own committed record NO STUDY IS DELIVERED AGAINST A STALE PRICE: this edition was struck against the 06-Aug close of 79.00, and the shares have risen 27.2% in the month since. A fair value published against a month-old price is a comparison a reader cannot use, whatever the fair value is worth</w:t>
             </w:r>
           </w:p>
         </w:tc>
@@ -3470,7 +3470,7 @@
                 <w:color w:val="1C3A36"/>
                 <w:sz w:val="14"/>
               </w:rPr>
-              <w:t>260,812,477 shares, corroborated FIVE ways: issued capital EGP 2,608,124,770 at EGP 10 par; Jul-2025 tender offer of 58,416,664 shares at 22.4%; quoted market capitalisation over price; the reconstruction 133.07mn pre-issue + 127.74mn subscribed. Revision 1 wrongly described the pre-issue count as 92.61mn by subtracting shares OFFERED (168.20mn) instead of shares SUBSCRIBED (127.74mn, a 75.95% take-up)</w:t>
+              <w:t>260,812,477 shares, corroborated FIVE ways: issued capital EGP 2,608,124,770 at EGP 10 par; the Jul-2025 tender offer of 58,416,664 shares at 22.4%; quoted market capitalisation over price; and the reconstruction 133.07mn pre-issue + 127.74mn subscribed. Revision 1 wrongly described the pre-issue count as 92.61mn by subtracting shares OFFERED (168.20mn) instead of shares SUBSCRIBED (127.74mn, a 75.95% take-up)</w:t>
             </w:r>
           </w:p>
         </w:tc>
@@ -3886,7 +3886,7 @@
                 <w:color w:val="1C3A36"/>
                 <w:sz w:val="14"/>
               </w:rPr>
-              <w:t>EGX filing reported by Global Cement, cemnet/International Cement Review, Daily News Egypt and Arab Finance — FY2024 total liabilities; triple closes to equity of 4,775.06 exactly</w:t>
+              <w:t>EGX filing reported by Global Cement, cemnet/International Cement Review, Daily News Egypt and Arab Finance — FY2024 total liabilities; the triple closes to equity of 4,775.06 exactly</w:t>
             </w:r>
           </w:p>
         </w:tc>
@@ -6694,7 +6694,7 @@
                 <w:color w:val="1C3A36"/>
                 <w:sz w:val="14"/>
               </w:rPr>
-              <w:t>USD/EGP path, the HOUSE derived purchasing-power path — relative PPP on the house inflation ladder against long-run United States inflation, read from and not computed here. Revision 3 derived the same identity from THIS STUDY's own ladder, which was two points a year below the house one, so the pound slid more slowly than the house path says it does: one economy cannot have two inflations, and the currency is where that shows. Raises the EGP cost of imported fuel AND the EGP value of export revenue</w:t>
+              <w:t>USD/EGP path, the HOUSE derived purchasing-power path — relative PPP on the house inflation ladder against long-run United States inflation, read from this house's own committed record and not computed here. Revision 3 derived the same identity from THIS STUDY's own ladder, which was two points a year below the house one, so the pound slid more slowly than the house path says it does: one economy cannot have two inflations, and the currency is where that shows. Raises the EGP cost of imported fuel AND the EGP value of export revenue</w:t>
             </w:r>
           </w:p>
         </w:tc>
@@ -8670,7 +8670,7 @@
                 <w:color w:val="1C3A36"/>
                 <w:sz w:val="14"/>
               </w:rPr>
-              <w:t>Cost-of-debt path; WACC glide inherits its SHAPE from this</w:t>
+              <w:t>Cost-of-debt path; the WACC glide inherits its SHAPE from this</w:t>
             </w:r>
           </w:p>
         </w:tc>
@@ -8774,7 +8774,7 @@
                 <w:color w:val="1C3A36"/>
                 <w:sz w:val="14"/>
               </w:rPr>
-              <w:t>Corporate credit spread over the local sovereign. THE ADOPTED COST OF DEBT IS THE SOVEREIGN PLUS THIS, and the sovereign comes from the house path, so the two cannot disagree. Revision 3 typed 21.50% against a sovereign of 22.31% IN THE SAME FILE — 81bp BELOW the government that taxes it, which outright and which the gate found the hour this record was first committed. The audited statements disclose no rate on the EGP %s of borrowings, so the construction the protocol asks for is sovereign plus spread; 200bp is a STATED judgement and its price is 1 basis point of weighted cost of capital, because the book is 0.5%% of the capital structure</w:t>
+              <w:t>Corporate credit spread over the local sovereign. THE ADOPTED COST OF DEBT IS THE SOVEREIGN PLUS THIS, and the sovereign comes from the house path, so the two cannot disagree. Revision 3 typed 21.50% against a sovereign of 22.31% IN THE SAME FILE — 81bp BELOW the government that taxes it, which this house's standing method refuses outright and which the gate found the hour this record was first committed. The audited statements disclose no rate on the EGP %s of borrowings, so the construction the protocol asks for is sovereign plus spread; 200bp is a STATED judgement and its price is 1 basis point of weighted cost of capital, because the book is 0.5%% of the capital structure</w:t>
             </w:r>
           </w:p>
         </w:tc>
@@ -9190,7 +9190,7 @@
                 <w:color w:val="1C3A36"/>
                 <w:sz w:val="14"/>
               </w:rPr>
-              <w:t>Non-controlling interests deducted in the bridge. Revision 1 omitted them. One reviewer proposed 2,008 (15% of enterprise value) but derived it from nothing; disclosed evidence — FY2023 group loss 121.42 against an attributable loss of ~117, and FY2024 attributable EPS 23.13 against group profit 3,070 — puts the minority share of profit BELOW 1%. Set at 120 and sensitised</w:t>
+              <w:t>Non-controlling interests deducted in the bridge. Revision 1 omitted them. One reviewer proposed 2,008 (15% of enterprise value) but derived it from nothing; the disclosed evidence — FY2023 group loss 121.42 against an attributable loss of ~117, and FY2024 attributable EPS 23.13 against group profit 3,070 — puts the minority share of profit BELOW 1%. Set at 120 and sensitised</w:t>
             </w:r>
           </w:p>
         </w:tc>
@@ -9606,7 +9606,7 @@
                 <w:color w:val="1C3A36"/>
                 <w:sz w:val="14"/>
               </w:rPr>
-              <w:t>Domestic realised price ex-works. FY2025 is the level the disclosed revenue implies given the volume build — 13.9% below the ~EGP 4,070/t market average, which is what an ex-works price net of freight and rebates looks like. THE REAL SPREAD PER TONNE IS THEN HELD FLAT: price escalates on the HOUSE inflation ladder at zero real growth, the same index the domestic cost lines carry, so the margin is an OUTPUT of the two and neither side carries an inflation number of its own. Revision 3 typed the path, and a typed nominal rate is unfalsifiable — nobody can tell whether 14.0% meant inflation plus nothing or inflation minus two. The path before that grew nominal prices well below the domestic cost path this same model escalates costs on, and the register described it as 'a REAL decline against CBE inflation' while sourcing no mechanism for it. that mechanism on the company's own measurement: cost per unit of revenue FELL across the reviewed quarter pair and the audited year between them, where the forecast needed it to rise, and a mechanism contradicted by the filings is the assumption wearing one. The 12.6Mt of dormant Egyptian capacity queuing to restart is a real risk to price; it belongs in the bear case and the sensitivity grid, which carry it, not in the base path</w:t>
+              <w:t>Domestic realised price ex-works. FY2025 is the level the disclosed revenue implies given the volume build — 13.9% below the ~EGP 4,070/t market average, which is what an ex-works price net of freight and rebates looks like. THE REAL SPREAD PER TONNE IS THEN HELD FLAT: price escalates on the HOUSE inflation ladder at zero real growth, the same index the domestic cost lines carry, so the margin is an OUTPUT of the two and neither side carries an inflation number of its own. Revision 3 typed the path, and a typed nominal rate is unfalsifiable — nobody can tell whether 14.0% meant inflation plus nothing or inflation minus two. The path before that grew nominal prices well below the domestic cost path this same model escalates costs on, and the register described it as 'a REAL decline against CBE inflation' while sourcing no mechanism for it. this house's standing method refuses that mechanism on the company's own measurement: cost per unit of revenue FELL across the reviewed quarter pair and the audited year between them, where the forecast needed it to rise, and a mechanism contradicted by the filings is the assumption wearing one. The 12.6Mt of dormant Egyptian capacity queuing to restart is a real risk to price; it belongs in the bear case and the sensitivity grid, which carry it, not in the base path</w:t>
             </w:r>
           </w:p>
         </w:tc>
